--- a/Plan for Feedback.docx
+++ b/Plan for Feedback.docx
@@ -163,6 +163,11 @@
       </w:hyperlink>
     </w:p>
     <w:p>
+      <w:pPr>
+        <w:rPr>
+          <w:rStyle w:val="Hyperlink"/>
+        </w:rPr>
+      </w:pPr>
       <w:hyperlink r:id="rId6" w:history="1">
         <w:r>
           <w:rPr>
@@ -171,6 +176,26 @@
           <w:t>https://docs.google.com/forms/d/e/1FAIpQLSdZhO21aNWjMLFc4XY_cv9Z7G1-UFjq49rJatHUWYb1qhvxuQ/viewform?usp=publish-editor</w:t>
         </w:r>
       </w:hyperlink>
+    </w:p>
+    <w:p>
+      <w:pPr>
+        <w:rPr>
+          <w:rStyle w:val="Hyperlink"/>
+        </w:rPr>
+      </w:pPr>
+    </w:p>
+    <w:p>
+      <w:hyperlink r:id="rId7" w:history="1">
+        <w:r>
+          <w:rPr>
+            <w:rStyle w:val="Hyperlink"/>
+          </w:rPr>
+          <w:t>https://docs.google.com/forms/d/e/1FAIpQLSfjfo8l1d2jXwCp1vIzb5Fl_QnY3EF7sYQaQwaC89siyjjkHA/viewform?usp=publish-editor</w:t>
+        </w:r>
+      </w:hyperlink>
+      <w:r>
+        <w:t xml:space="preserve"> </w:t>
+      </w:r>
     </w:p>
     <w:p/>
     <w:sectPr>

--- a/Plan for Feedback.docx
+++ b/Plan for Feedback.docx
@@ -1,6 +1,6 @@
 
 <file path=word/document.xml><?xml version="1.0" encoding="utf-8"?>
-<w:document xmlns:wpc="http://schemas.microsoft.com/office/word/2010/wordprocessingCanvas" xmlns:cx="http://schemas.microsoft.com/office/drawing/2014/chartex" xmlns:cx1="http://schemas.microsoft.com/office/drawing/2015/9/8/chartex" xmlns:cx2="http://schemas.microsoft.com/office/drawing/2015/10/21/chartex" xmlns:cx3="http://schemas.microsoft.com/office/drawing/2016/5/9/chartex" xmlns:cx4="http://schemas.microsoft.com/office/drawing/2016/5/10/chartex" xmlns:cx5="http://schemas.microsoft.com/office/drawing/2016/5/11/chartex" xmlns:cx6="http://schemas.microsoft.com/office/drawing/2016/5/12/chartex" xmlns:cx7="http://schemas.microsoft.com/office/drawing/2016/5/13/chartex" xmlns:cx8="http://schemas.microsoft.com/office/drawing/2016/5/14/chartex" xmlns:mc="http://schemas.openxmlformats.org/markup-compatibility/2006" xmlns:aink="http://schemas.microsoft.com/office/drawing/2016/ink" xmlns:am3d="http://schemas.microsoft.com/office/drawing/2017/model3d" xmlns:o="urn:schemas-microsoft-com:office:office" xmlns:r="http://schemas.openxmlformats.org/officeDocument/2006/relationships" xmlns:m="http://schemas.openxmlformats.org/officeDocument/2006/math" xmlns:v="urn:schemas-microsoft-com:vml" xmlns:wp14="http://schemas.microsoft.com/office/word/2010/wordprocessingDrawing" xmlns:wp="http://schemas.openxmlformats.org/drawingml/2006/wordprocessingDrawing" xmlns:w10="urn:schemas-microsoft-com:office:word" xmlns:w="http://schemas.openxmlformats.org/wordprocessingml/2006/main" xmlns:w14="http://schemas.microsoft.com/office/word/2010/wordml" xmlns:w15="http://schemas.microsoft.com/office/word/2012/wordml" xmlns:w16cex="http://schemas.microsoft.com/office/word/2018/wordml/cex" xmlns:w16cid="http://schemas.microsoft.com/office/word/2016/wordml/cid" xmlns:w16="http://schemas.microsoft.com/office/word/2018/wordml" xmlns:w16sdtdh="http://schemas.microsoft.com/office/word/2020/wordml/sdtdatahash" xmlns:w16se="http://schemas.microsoft.com/office/word/2015/wordml/symex" xmlns:wpg="http://schemas.microsoft.com/office/word/2010/wordprocessingGroup" xmlns:wpi="http://schemas.microsoft.com/office/word/2010/wordprocessingInk" xmlns:wne="http://schemas.microsoft.com/office/word/2006/wordml" xmlns:wps="http://schemas.microsoft.com/office/word/2010/wordprocessingShape" mc:Ignorable="w14 w15 w16se w16cid w16 w16cex w16sdtdh wp14">
+<w:document xmlns:wpc="http://schemas.microsoft.com/office/word/2010/wordprocessingCanvas" xmlns:cx="http://schemas.microsoft.com/office/drawing/2014/chartex" xmlns:cx1="http://schemas.microsoft.com/office/drawing/2015/9/8/chartex" xmlns:cx2="http://schemas.microsoft.com/office/drawing/2015/10/21/chartex" xmlns:cx3="http://schemas.microsoft.com/office/drawing/2016/5/9/chartex" xmlns:cx4="http://schemas.microsoft.com/office/drawing/2016/5/10/chartex" xmlns:cx5="http://schemas.microsoft.com/office/drawing/2016/5/11/chartex" xmlns:cx6="http://schemas.microsoft.com/office/drawing/2016/5/12/chartex" xmlns:cx7="http://schemas.microsoft.com/office/drawing/2016/5/13/chartex" xmlns:cx8="http://schemas.microsoft.com/office/drawing/2016/5/14/chartex" xmlns:mc="http://schemas.openxmlformats.org/markup-compatibility/2006" xmlns:aink="http://schemas.microsoft.com/office/drawing/2016/ink" xmlns:am3d="http://schemas.microsoft.com/office/drawing/2017/model3d" xmlns:o="urn:schemas-microsoft-com:office:office" xmlns:oel="http://schemas.microsoft.com/office/2019/extlst" xmlns:r="http://schemas.openxmlformats.org/officeDocument/2006/relationships" xmlns:m="http://schemas.openxmlformats.org/officeDocument/2006/math" xmlns:v="urn:schemas-microsoft-com:vml" xmlns:wp14="http://schemas.microsoft.com/office/word/2010/wordprocessingDrawing" xmlns:wp="http://schemas.openxmlformats.org/drawingml/2006/wordprocessingDrawing" xmlns:w10="urn:schemas-microsoft-com:office:word" xmlns:w="http://schemas.openxmlformats.org/wordprocessingml/2006/main" xmlns:w14="http://schemas.microsoft.com/office/word/2010/wordml" xmlns:w15="http://schemas.microsoft.com/office/word/2012/wordml" xmlns:w16cex="http://schemas.microsoft.com/office/word/2018/wordml/cex" xmlns:w16cid="http://schemas.microsoft.com/office/word/2016/wordml/cid" xmlns:w16="http://schemas.microsoft.com/office/word/2018/wordml" xmlns:w16du="http://schemas.microsoft.com/office/word/2023/wordml/word16du" xmlns:w16sdtdh="http://schemas.microsoft.com/office/word/2020/wordml/sdtdatahash" xmlns:w16sdtfl="http://schemas.microsoft.com/office/word/2024/wordml/sdtformatlock" xmlns:w16se="http://schemas.microsoft.com/office/word/2015/wordml/symex" xmlns:wpg="http://schemas.microsoft.com/office/word/2010/wordprocessingGroup" xmlns:wpi="http://schemas.microsoft.com/office/word/2010/wordprocessingInk" xmlns:wne="http://schemas.microsoft.com/office/word/2006/wordml" xmlns:wps="http://schemas.microsoft.com/office/word/2010/wordprocessingShape" mc:Ignorable="w14 w15 w16se w16cid w16 w16cex w16sdtdh w16sdtfl w16du wp14">
   <w:body>
     <w:p>
       <w:pPr>
@@ -83,17 +83,57 @@
     </w:p>
     <w:p>
       <w:r>
-        <w:t xml:space="preserve">Questionnaires: This method will be used to extract specific information from the target audience. This is beneficial as it is able to reach the target audience quickly due to the simplicity and effectiveness of sending a questionnaire like by email or by text message. Using this is also beneficial as it keeps the data accurate since it can be automatically be inserted into spreadsheets, databases or other software packages which reduces the risk of human error and enabling automatic verification of data. </w:t>
-      </w:r>
-    </w:p>
-    <w:p>
-      <w:r>
-        <w:t>The target audience for the questionnaires are non-technical audience such as customers, staff and potential customers. Since the audience is non-technical the questionnaire will be written in everyday conversational manner and language and terms implemented would be those already known by the target audience. The structure of the questionnaire would be straightforward as well as implementing the use of simple question types such as multiple choice, True/False and Yes/No questions. It would also have a clean and uncluttered visual design. Through all these a non-technical user would have relative ease going through the questionnaire and thus allow for thew steady extraction of necessary data needed for feedback. It will also be done using google forms.</w:t>
-      </w:r>
-    </w:p>
-    <w:p>
-      <w:r>
-        <w:t>Observations: This method will be implemented simply due to its nature at which it generates feedback as it reveals what actually happens instead of what people say happens. A benefit of using this method is that it reduces bias as people tend to give socially desirable answers instead of their actual feelings and behaviours so observation mitigates this as it shows their actual behaviour. Another benefit of using Observations is that it uncovers things that wouldn’t have been thought to ask about which in all could benefit in better improving the website.</w:t>
+        <w:rPr>
+          <w:b/>
+          <w:bCs/>
+        </w:rPr>
+        <w:t>Questionnaires</w:t>
+      </w:r>
+      <w:r>
+        <w:t xml:space="preserve">: This method will be used to extract specific information from the target audience. This is beneficial as it is able to reach the target audience quickly due to the simplicity and effectiveness of sending a questionnaire like by email or by text message. Using this is also beneficial as it keeps the data accurate since it can be automatically be inserted into spreadsheets, databases or other software packages which reduces the risk of human error and enabling automatic verification of data. </w:t>
+      </w:r>
+    </w:p>
+    <w:p>
+      <w:r>
+        <w:t xml:space="preserve">The target audience for the questionnaires are non-technical audience such as customers, </w:t>
+      </w:r>
+      <w:r>
+        <w:t>producers</w:t>
+      </w:r>
+      <w:r>
+        <w:t xml:space="preserve"> and potential customers. Since the audience is non-technical the questionnaire will be written in everyday conversational manner and language and terms implemented would be those already known by the target audience. The structure of the questionnaire would be straightforward as well as implementing the use of simple question types such as multiple choice, </w:t>
+      </w:r>
+      <w:r>
+        <w:t>linear scale</w:t>
+      </w:r>
+      <w:r>
+        <w:t xml:space="preserve"> questions</w:t>
+      </w:r>
+      <w:r>
+        <w:t xml:space="preserve"> and short answers</w:t>
+      </w:r>
+      <w:r>
+        <w:t>. It would also have a clean and uncluttered visual design. Through all these a non-technical user would have relative ease going through the questionnaire and thus allow for thew steady extraction of necessary data needed for feedback. It will also be done using google forms.</w:t>
+      </w:r>
+    </w:p>
+    <w:p>
+      <w:r>
+        <w:rPr>
+          <w:b/>
+          <w:bCs/>
+        </w:rPr>
+        <w:t>Observations:</w:t>
+      </w:r>
+      <w:r>
+        <w:t xml:space="preserve"> This method will be implemented simply due to its nature at which it generates feedback as it reveals what </w:t>
+      </w:r>
+      <w:proofErr w:type="gramStart"/>
+      <w:r>
+        <w:t>actually happens</w:t>
+      </w:r>
+      <w:proofErr w:type="gramEnd"/>
+      <w:r>
+        <w:t xml:space="preserve"> instead of what people say happens. A benefit of using this method is that it reduces bias as people tend to give socially desirable answers instead of their actual feelings and behaviours so observation mitigates this as it shows their actual behaviour. Another benefit of using Observations is that it uncovers things that wouldn’t have been thought to ask about which in all could benefit in better improving the website.</w:t>
       </w:r>
     </w:p>
     <w:p>
@@ -114,28 +154,37 @@
       </w:r>
       <w:proofErr w:type="spellEnd"/>
       <w:r>
-        <w:t xml:space="preserve"> not a personal evaluation. This would ensure they’ll be comfortable as they more natural they feel, the more accurate and authentic their behaviour will be. The Observation will be carried out by the by sitting with the tester whilst having a table opened </w:t>
-      </w:r>
-      <w:proofErr w:type="gramStart"/>
-      <w:r>
-        <w:t>for  by</w:t>
-      </w:r>
-      <w:proofErr w:type="gramEnd"/>
+        <w:t xml:space="preserve"> not a personal evaluation. This would ensure they’ll be comfortable as they more natural they feel, the more accurate and authentic their behaviour will be. The Observation will be carried out by the by sitting with the tester whilst having a</w:t>
+      </w:r>
+      <w:r>
+        <w:t>n observation feedback form</w:t>
+      </w:r>
+      <w:r>
+        <w:t xml:space="preserve"> opened </w:t>
+      </w:r>
+      <w:r>
+        <w:t>for by</w:t>
+      </w:r>
       <w:r>
         <w:t xml:space="preserve"> the observer to record observations. The observer will give the user prompts </w:t>
       </w:r>
-      <w:proofErr w:type="gramStart"/>
-      <w:r>
-        <w:t>To</w:t>
-      </w:r>
-      <w:proofErr w:type="gramEnd"/>
+      <w:r>
+        <w:t>to</w:t>
+      </w:r>
       <w:r>
         <w:t xml:space="preserve"> test different multiple scenarios and actions will be observed. </w:t>
       </w:r>
     </w:p>
     <w:p>
       <w:r>
-        <w:t xml:space="preserve">Paired Coding Review: A Paired coding review will be used to since it provides feedback instantly on the code as its being reviewed. This method of code review catches bugs and errors easier and it’s a faster way </w:t>
+        <w:rPr>
+          <w:b/>
+          <w:bCs/>
+        </w:rPr>
+        <w:t>Paired Coding Review</w:t>
+      </w:r>
+      <w:r>
+        <w:t xml:space="preserve">: A Paired coding review will be used to since it provides feedback instantly on the code as its being reviewed. This method of code review catches bugs and errors easier and it’s a faster way </w:t>
       </w:r>
       <w:proofErr w:type="spellStart"/>
       <w:r>
@@ -143,13 +192,41 @@
       </w:r>
       <w:proofErr w:type="spellEnd"/>
       <w:r>
-        <w:t xml:space="preserve"> solve difficult or tricky problems. The method will be used in a technical audience which would also mean the use of more technical terminologies will be incorporated. The Paired Coding Review will be carried out with sitting with the reviewer on a computer. The reviewer is being shown the code and is asked multiple questions related to the code, then gives feedback real-time.</w:t>
+        <w:t xml:space="preserve"> solve difficult or tricky problems. </w:t>
+      </w:r>
+    </w:p>
+    <w:p>
+      <w:r>
+        <w:t>The method will be used in a technical audience which would also mean the use of more technical terminologies will be incorporated. The Paired Coding Review will be carried out with sitting with the reviewer on a computer. The reviewer is being shown the code and is asked multiple questions related to the code, then gives feedback real-time.</w:t>
       </w:r>
     </w:p>
     <w:p/>
     <w:p>
       <w:r>
         <w:t xml:space="preserve">QUESTIONNAIRE FORM </w:t>
+      </w:r>
+    </w:p>
+    <w:p>
+      <w:pPr>
+        <w:rPr>
+          <w:b/>
+          <w:bCs/>
+        </w:rPr>
+      </w:pPr>
+    </w:p>
+    <w:p>
+      <w:pPr>
+        <w:rPr>
+          <w:b/>
+          <w:bCs/>
+        </w:rPr>
+      </w:pPr>
+      <w:r>
+        <w:rPr>
+          <w:b/>
+          <w:bCs/>
+        </w:rPr>
+        <w:t>Non-Technical Questionnaire form</w:t>
       </w:r>
     </w:p>
     <w:p>
@@ -165,9 +242,19 @@
     <w:p>
       <w:pPr>
         <w:rPr>
-          <w:rStyle w:val="Hyperlink"/>
+          <w:b/>
+          <w:bCs/>
         </w:rPr>
       </w:pPr>
+      <w:r>
+        <w:rPr>
+          <w:b/>
+          <w:bCs/>
+        </w:rPr>
+        <w:t>Observation Feedback form</w:t>
+      </w:r>
+    </w:p>
+    <w:p>
       <w:hyperlink r:id="rId6" w:history="1">
         <w:r>
           <w:rPr>
@@ -181,8 +268,17 @@
       <w:pPr>
         <w:rPr>
           <w:rStyle w:val="Hyperlink"/>
+          <w:b/>
+          <w:bCs/>
         </w:rPr>
       </w:pPr>
+      <w:r>
+        <w:rPr>
+          <w:b/>
+          <w:bCs/>
+        </w:rPr>
+        <w:t>Paired Coding Review questionnaire form</w:t>
+      </w:r>
     </w:p>
     <w:p>
       <w:hyperlink r:id="rId7" w:history="1">
@@ -209,7 +305,7 @@
 </file>
 
 <file path=word/numbering.xml><?xml version="1.0" encoding="utf-8"?>
-<w:numbering xmlns:wpc="http://schemas.microsoft.com/office/word/2010/wordprocessingCanvas" xmlns:cx="http://schemas.microsoft.com/office/drawing/2014/chartex" xmlns:cx1="http://schemas.microsoft.com/office/drawing/2015/9/8/chartex" xmlns:cx2="http://schemas.microsoft.com/office/drawing/2015/10/21/chartex" xmlns:cx3="http://schemas.microsoft.com/office/drawing/2016/5/9/chartex" xmlns:cx4="http://schemas.microsoft.com/office/drawing/2016/5/10/chartex" xmlns:cx5="http://schemas.microsoft.com/office/drawing/2016/5/11/chartex" xmlns:cx6="http://schemas.microsoft.com/office/drawing/2016/5/12/chartex" xmlns:cx7="http://schemas.microsoft.com/office/drawing/2016/5/13/chartex" xmlns:cx8="http://schemas.microsoft.com/office/drawing/2016/5/14/chartex" xmlns:mc="http://schemas.openxmlformats.org/markup-compatibility/2006" xmlns:aink="http://schemas.microsoft.com/office/drawing/2016/ink" xmlns:am3d="http://schemas.microsoft.com/office/drawing/2017/model3d" xmlns:o="urn:schemas-microsoft-com:office:office" xmlns:r="http://schemas.openxmlformats.org/officeDocument/2006/relationships" xmlns:m="http://schemas.openxmlformats.org/officeDocument/2006/math" xmlns:v="urn:schemas-microsoft-com:vml" xmlns:wp14="http://schemas.microsoft.com/office/word/2010/wordprocessingDrawing" xmlns:wp="http://schemas.openxmlformats.org/drawingml/2006/wordprocessingDrawing" xmlns:w10="urn:schemas-microsoft-com:office:word" xmlns:w="http://schemas.openxmlformats.org/wordprocessingml/2006/main" xmlns:w14="http://schemas.microsoft.com/office/word/2010/wordml" xmlns:w15="http://schemas.microsoft.com/office/word/2012/wordml" xmlns:w16cex="http://schemas.microsoft.com/office/word/2018/wordml/cex" xmlns:w16cid="http://schemas.microsoft.com/office/word/2016/wordml/cid" xmlns:w16="http://schemas.microsoft.com/office/word/2018/wordml" xmlns:w16sdtdh="http://schemas.microsoft.com/office/word/2020/wordml/sdtdatahash" xmlns:w16se="http://schemas.microsoft.com/office/word/2015/wordml/symex" xmlns:wpg="http://schemas.microsoft.com/office/word/2010/wordprocessingGroup" xmlns:wpi="http://schemas.microsoft.com/office/word/2010/wordprocessingInk" xmlns:wne="http://schemas.microsoft.com/office/word/2006/wordml" xmlns:wps="http://schemas.microsoft.com/office/word/2010/wordprocessingShape" mc:Ignorable="w14 w15 w16se w16cid w16 w16cex w16sdtdh wp14">
+<w:numbering xmlns:wpc="http://schemas.microsoft.com/office/word/2010/wordprocessingCanvas" xmlns:cx="http://schemas.microsoft.com/office/drawing/2014/chartex" xmlns:cx1="http://schemas.microsoft.com/office/drawing/2015/9/8/chartex" xmlns:cx2="http://schemas.microsoft.com/office/drawing/2015/10/21/chartex" xmlns:cx3="http://schemas.microsoft.com/office/drawing/2016/5/9/chartex" xmlns:cx4="http://schemas.microsoft.com/office/drawing/2016/5/10/chartex" xmlns:cx5="http://schemas.microsoft.com/office/drawing/2016/5/11/chartex" xmlns:cx6="http://schemas.microsoft.com/office/drawing/2016/5/12/chartex" xmlns:cx7="http://schemas.microsoft.com/office/drawing/2016/5/13/chartex" xmlns:cx8="http://schemas.microsoft.com/office/drawing/2016/5/14/chartex" xmlns:mc="http://schemas.openxmlformats.org/markup-compatibility/2006" xmlns:aink="http://schemas.microsoft.com/office/drawing/2016/ink" xmlns:am3d="http://schemas.microsoft.com/office/drawing/2017/model3d" xmlns:o="urn:schemas-microsoft-com:office:office" xmlns:oel="http://schemas.microsoft.com/office/2019/extlst" xmlns:r="http://schemas.openxmlformats.org/officeDocument/2006/relationships" xmlns:m="http://schemas.openxmlformats.org/officeDocument/2006/math" xmlns:v="urn:schemas-microsoft-com:vml" xmlns:wp14="http://schemas.microsoft.com/office/word/2010/wordprocessingDrawing" xmlns:wp="http://schemas.openxmlformats.org/drawingml/2006/wordprocessingDrawing" xmlns:w10="urn:schemas-microsoft-com:office:word" xmlns:w="http://schemas.openxmlformats.org/wordprocessingml/2006/main" xmlns:w14="http://schemas.microsoft.com/office/word/2010/wordml" xmlns:w15="http://schemas.microsoft.com/office/word/2012/wordml" xmlns:w16cex="http://schemas.microsoft.com/office/word/2018/wordml/cex" xmlns:w16cid="http://schemas.microsoft.com/office/word/2016/wordml/cid" xmlns:w16="http://schemas.microsoft.com/office/word/2018/wordml" xmlns:w16du="http://schemas.microsoft.com/office/word/2023/wordml/word16du" xmlns:w16sdtdh="http://schemas.microsoft.com/office/word/2020/wordml/sdtdatahash" xmlns:w16sdtfl="http://schemas.microsoft.com/office/word/2024/wordml/sdtformatlock" xmlns:w16se="http://schemas.microsoft.com/office/word/2015/wordml/symex" xmlns:wpg="http://schemas.microsoft.com/office/word/2010/wordprocessingGroup" xmlns:wpi="http://schemas.microsoft.com/office/word/2010/wordprocessingInk" xmlns:wne="http://schemas.microsoft.com/office/word/2006/wordml" xmlns:wps="http://schemas.microsoft.com/office/word/2010/wordprocessingShape" mc:Ignorable="w14 w15 w16se w16cid w16 w16cex w16sdtdh w16sdtfl w16du wp14">
   <w:abstractNum w:abstractNumId="0" w15:restartNumberingAfterBreak="0">
     <w:nsid w:val="598E744E"/>
     <w:multiLevelType w:val="hybridMultilevel"/>
@@ -436,17 +532,17 @@
       </w:rPr>
     </w:lvl>
   </w:abstractNum>
-  <w:num w:numId="1">
+  <w:num w:numId="1" w16cid:durableId="872576222">
     <w:abstractNumId w:val="1"/>
   </w:num>
-  <w:num w:numId="2">
+  <w:num w:numId="2" w16cid:durableId="2024747501">
     <w:abstractNumId w:val="0"/>
   </w:num>
 </w:numbering>
 </file>
 
 <file path=word/styles.xml><?xml version="1.0" encoding="utf-8"?>
-<w:styles xmlns:mc="http://schemas.openxmlformats.org/markup-compatibility/2006" xmlns:r="http://schemas.openxmlformats.org/officeDocument/2006/relationships" xmlns:w="http://schemas.openxmlformats.org/wordprocessingml/2006/main" xmlns:w14="http://schemas.microsoft.com/office/word/2010/wordml" xmlns:w15="http://schemas.microsoft.com/office/word/2012/wordml" xmlns:w16cex="http://schemas.microsoft.com/office/word/2018/wordml/cex" xmlns:w16cid="http://schemas.microsoft.com/office/word/2016/wordml/cid" xmlns:w16="http://schemas.microsoft.com/office/word/2018/wordml" xmlns:w16sdtdh="http://schemas.microsoft.com/office/word/2020/wordml/sdtdatahash" xmlns:w16se="http://schemas.microsoft.com/office/word/2015/wordml/symex" mc:Ignorable="w14 w15 w16se w16cid w16 w16cex w16sdtdh">
+<w:styles xmlns:mc="http://schemas.openxmlformats.org/markup-compatibility/2006" xmlns:r="http://schemas.openxmlformats.org/officeDocument/2006/relationships" xmlns:w="http://schemas.openxmlformats.org/wordprocessingml/2006/main" xmlns:w14="http://schemas.microsoft.com/office/word/2010/wordml" xmlns:w15="http://schemas.microsoft.com/office/word/2012/wordml" xmlns:w16cex="http://schemas.microsoft.com/office/word/2018/wordml/cex" xmlns:w16cid="http://schemas.microsoft.com/office/word/2016/wordml/cid" xmlns:w16="http://schemas.microsoft.com/office/word/2018/wordml" xmlns:w16du="http://schemas.microsoft.com/office/word/2023/wordml/word16du" xmlns:w16sdtdh="http://schemas.microsoft.com/office/word/2020/wordml/sdtdatahash" xmlns:w16sdtfl="http://schemas.microsoft.com/office/word/2024/wordml/sdtformatlock" xmlns:w16se="http://schemas.microsoft.com/office/word/2015/wordml/symex" mc:Ignorable="w14 w15 w16se w16cid w16 w16cex w16sdtdh w16sdtfl w16du">
   <w:docDefaults>
     <w:rPrDefault>
       <w:rPr>

--- a/Plan for Feedback.docx
+++ b/Plan for Feedback.docx
@@ -1,6 +1,6 @@
 
 <file path=word/document.xml><?xml version="1.0" encoding="utf-8"?>
-<w:document xmlns:wpc="http://schemas.microsoft.com/office/word/2010/wordprocessingCanvas" xmlns:cx="http://schemas.microsoft.com/office/drawing/2014/chartex" xmlns:cx1="http://schemas.microsoft.com/office/drawing/2015/9/8/chartex" xmlns:cx2="http://schemas.microsoft.com/office/drawing/2015/10/21/chartex" xmlns:cx3="http://schemas.microsoft.com/office/drawing/2016/5/9/chartex" xmlns:cx4="http://schemas.microsoft.com/office/drawing/2016/5/10/chartex" xmlns:cx5="http://schemas.microsoft.com/office/drawing/2016/5/11/chartex" xmlns:cx6="http://schemas.microsoft.com/office/drawing/2016/5/12/chartex" xmlns:cx7="http://schemas.microsoft.com/office/drawing/2016/5/13/chartex" xmlns:cx8="http://schemas.microsoft.com/office/drawing/2016/5/14/chartex" xmlns:mc="http://schemas.openxmlformats.org/markup-compatibility/2006" xmlns:aink="http://schemas.microsoft.com/office/drawing/2016/ink" xmlns:am3d="http://schemas.microsoft.com/office/drawing/2017/model3d" xmlns:o="urn:schemas-microsoft-com:office:office" xmlns:oel="http://schemas.microsoft.com/office/2019/extlst" xmlns:r="http://schemas.openxmlformats.org/officeDocument/2006/relationships" xmlns:m="http://schemas.openxmlformats.org/officeDocument/2006/math" xmlns:v="urn:schemas-microsoft-com:vml" xmlns:wp14="http://schemas.microsoft.com/office/word/2010/wordprocessingDrawing" xmlns:wp="http://schemas.openxmlformats.org/drawingml/2006/wordprocessingDrawing" xmlns:w10="urn:schemas-microsoft-com:office:word" xmlns:w="http://schemas.openxmlformats.org/wordprocessingml/2006/main" xmlns:w14="http://schemas.microsoft.com/office/word/2010/wordml" xmlns:w15="http://schemas.microsoft.com/office/word/2012/wordml" xmlns:w16cex="http://schemas.microsoft.com/office/word/2018/wordml/cex" xmlns:w16cid="http://schemas.microsoft.com/office/word/2016/wordml/cid" xmlns:w16="http://schemas.microsoft.com/office/word/2018/wordml" xmlns:w16du="http://schemas.microsoft.com/office/word/2023/wordml/word16du" xmlns:w16sdtdh="http://schemas.microsoft.com/office/word/2020/wordml/sdtdatahash" xmlns:w16sdtfl="http://schemas.microsoft.com/office/word/2024/wordml/sdtformatlock" xmlns:w16se="http://schemas.microsoft.com/office/word/2015/wordml/symex" xmlns:wpg="http://schemas.microsoft.com/office/word/2010/wordprocessingGroup" xmlns:wpi="http://schemas.microsoft.com/office/word/2010/wordprocessingInk" xmlns:wne="http://schemas.microsoft.com/office/word/2006/wordml" xmlns:wps="http://schemas.microsoft.com/office/word/2010/wordprocessingShape" mc:Ignorable="w14 w15 w16se w16cid w16 w16cex w16sdtdh w16sdtfl w16du wp14">
+<w:document xmlns:wpc="http://schemas.microsoft.com/office/word/2010/wordprocessingCanvas" xmlns:cx="http://schemas.microsoft.com/office/drawing/2014/chartex" xmlns:cx1="http://schemas.microsoft.com/office/drawing/2015/9/8/chartex" xmlns:cx2="http://schemas.microsoft.com/office/drawing/2015/10/21/chartex" xmlns:cx3="http://schemas.microsoft.com/office/drawing/2016/5/9/chartex" xmlns:cx4="http://schemas.microsoft.com/office/drawing/2016/5/10/chartex" xmlns:cx5="http://schemas.microsoft.com/office/drawing/2016/5/11/chartex" xmlns:cx6="http://schemas.microsoft.com/office/drawing/2016/5/12/chartex" xmlns:cx7="http://schemas.microsoft.com/office/drawing/2016/5/13/chartex" xmlns:cx8="http://schemas.microsoft.com/office/drawing/2016/5/14/chartex" xmlns:mc="http://schemas.openxmlformats.org/markup-compatibility/2006" xmlns:aink="http://schemas.microsoft.com/office/drawing/2016/ink" xmlns:am3d="http://schemas.microsoft.com/office/drawing/2017/model3d" xmlns:o="urn:schemas-microsoft-com:office:office" xmlns:r="http://schemas.openxmlformats.org/officeDocument/2006/relationships" xmlns:m="http://schemas.openxmlformats.org/officeDocument/2006/math" xmlns:v="urn:schemas-microsoft-com:vml" xmlns:wp14="http://schemas.microsoft.com/office/word/2010/wordprocessingDrawing" xmlns:wp="http://schemas.openxmlformats.org/drawingml/2006/wordprocessingDrawing" xmlns:w10="urn:schemas-microsoft-com:office:word" xmlns:w="http://schemas.openxmlformats.org/wordprocessingml/2006/main" xmlns:w14="http://schemas.microsoft.com/office/word/2010/wordml" xmlns:w15="http://schemas.microsoft.com/office/word/2012/wordml" xmlns:w16cex="http://schemas.microsoft.com/office/word/2018/wordml/cex" xmlns:w16cid="http://schemas.microsoft.com/office/word/2016/wordml/cid" xmlns:w16="http://schemas.microsoft.com/office/word/2018/wordml" xmlns:w16sdtdh="http://schemas.microsoft.com/office/word/2020/wordml/sdtdatahash" xmlns:w16se="http://schemas.microsoft.com/office/word/2015/wordml/symex" xmlns:wpg="http://schemas.microsoft.com/office/word/2010/wordprocessingGroup" xmlns:wpi="http://schemas.microsoft.com/office/word/2010/wordprocessingInk" xmlns:wne="http://schemas.microsoft.com/office/word/2006/wordml" xmlns:wps="http://schemas.microsoft.com/office/word/2010/wordprocessingShape" mc:Ignorable="w14 w15 w16se w16cid w16 w16cex w16sdtdh wp14">
   <w:body>
     <w:p>
       <w:pPr>
@@ -60,14 +60,7 @@
     <w:p>
       <w:pPr>
         <w:pStyle w:val="ListParagraph"/>
-        <w:numPr>
-          <w:ilvl w:val="0"/>
-          <w:numId w:val="2"/>
-        </w:numPr>
-      </w:pPr>
-      <w:r>
-        <w:t xml:space="preserve">Observations </w:t>
-      </w:r>
+      </w:pPr>
     </w:p>
     <w:p>
       <w:pPr>
@@ -78,6 +71,18 @@
         </w:numPr>
       </w:pPr>
       <w:r>
+        <w:t xml:space="preserve">Observations </w:t>
+      </w:r>
+    </w:p>
+    <w:p>
+      <w:pPr>
+        <w:pStyle w:val="ListParagraph"/>
+        <w:numPr>
+          <w:ilvl w:val="0"/>
+          <w:numId w:val="2"/>
+        </w:numPr>
+      </w:pPr>
+      <w:r>
         <w:t>Paired Coding Review.</w:t>
       </w:r>
     </w:p>
@@ -125,36 +130,12 @@
         <w:t>Observations:</w:t>
       </w:r>
       <w:r>
-        <w:t xml:space="preserve"> This method will be implemented simply due to its nature at which it generates feedback as it reveals what </w:t>
-      </w:r>
-      <w:proofErr w:type="gramStart"/>
-      <w:r>
-        <w:t>actually happens</w:t>
-      </w:r>
-      <w:proofErr w:type="gramEnd"/>
-      <w:r>
-        <w:t xml:space="preserve"> instead of what people say happens. A benefit of using this method is that it reduces bias as people tend to give socially desirable answers instead of their actual feelings and behaviours so observation mitigates this as it shows their actual behaviour. Another benefit of using Observations is that it uncovers things that wouldn’t have been thought to ask about which in all could benefit in better improving the website.</w:t>
-      </w:r>
-    </w:p>
-    <w:p>
-      <w:r>
-        <w:t xml:space="preserve"> The target audience for this method is non-</w:t>
-      </w:r>
-      <w:proofErr w:type="gramStart"/>
-      <w:r>
-        <w:t>Technical</w:t>
-      </w:r>
-      <w:proofErr w:type="gramEnd"/>
-      <w:r>
-        <w:t xml:space="preserve"> users. The users would be informed that they’re being observed and they should also be informed that </w:t>
-      </w:r>
-      <w:proofErr w:type="spellStart"/>
-      <w:r>
-        <w:t>its</w:t>
-      </w:r>
-      <w:proofErr w:type="spellEnd"/>
-      <w:r>
-        <w:t xml:space="preserve"> not a personal evaluation. This would ensure they’ll be comfortable as they more natural they feel, the more accurate and authentic their behaviour will be. The Observation will be carried out by the by sitting with the tester whilst having a</w:t>
+        <w:t xml:space="preserve"> This method will be implemented simply due to its nature at which it generates feedback as it reveals what actually happens instead of what people say happens. A benefit of using this method is that it reduces bias as people tend to give socially desirable answers instead of their actual feelings and behaviours so observation mitigates this as it shows their actual behaviour. Another benefit of using Observations is that it uncovers things that wouldn’t have been thought to ask about which in all could benefit in better improving the website.</w:t>
+      </w:r>
+    </w:p>
+    <w:p>
+      <w:r>
+        <w:t xml:space="preserve"> The target audience for this method is non-Technical users. The users would be informed that they’re being observed and they should also be informed that its not a personal evaluation. This would ensure they’ll be comfortable as they more natural they feel, the more accurate and authentic their behaviour will be. The Observation will be carried out by the by sitting with the tester whilst having a</w:t>
       </w:r>
       <w:r>
         <w:t>n observation feedback form</w:t>
@@ -184,15 +165,7 @@
         <w:t>Paired Coding Review</w:t>
       </w:r>
       <w:r>
-        <w:t xml:space="preserve">: A Paired coding review will be used to since it provides feedback instantly on the code as its being reviewed. This method of code review catches bugs and errors easier and it’s a faster way </w:t>
-      </w:r>
-      <w:proofErr w:type="spellStart"/>
-      <w:r>
-        <w:t>top</w:t>
-      </w:r>
-      <w:proofErr w:type="spellEnd"/>
-      <w:r>
-        <w:t xml:space="preserve"> solve difficult or tricky problems. </w:t>
+        <w:t xml:space="preserve">: A Paired coding review will be used to since it provides feedback instantly on the code as its being reviewed. This method of code review catches bugs and errors easier and it’s a faster way top solve difficult or tricky problems. </w:t>
       </w:r>
     </w:p>
     <w:p>
@@ -230,6 +203,11 @@
       </w:r>
     </w:p>
     <w:p>
+      <w:pPr>
+        <w:rPr>
+          <w:rStyle w:val="Hyperlink"/>
+        </w:rPr>
+      </w:pPr>
       <w:hyperlink r:id="rId5" w:history="1">
         <w:r>
           <w:rPr>
@@ -240,6 +218,35 @@
       </w:hyperlink>
     </w:p>
     <w:p>
+      <w:r>
+        <w:object w:dxaOrig="1542" w:dyaOrig="995" w14:anchorId="1C1C5096">
+          <v:shapetype id="_x0000_t75" coordsize="21600,21600" o:spt="75" o:preferrelative="t" path="m@4@5l@4@11@9@11@9@5xe" filled="f" stroked="f">
+            <v:stroke joinstyle="miter"/>
+            <v:formulas>
+              <v:f eqn="if lineDrawn pixelLineWidth 0"/>
+              <v:f eqn="sum @0 1 0"/>
+              <v:f eqn="sum 0 0 @1"/>
+              <v:f eqn="prod @2 1 2"/>
+              <v:f eqn="prod @3 21600 pixelWidth"/>
+              <v:f eqn="prod @3 21600 pixelHeight"/>
+              <v:f eqn="sum @0 0 1"/>
+              <v:f eqn="prod @6 1 2"/>
+              <v:f eqn="prod @7 21600 pixelWidth"/>
+              <v:f eqn="sum @8 21600 0"/>
+              <v:f eqn="prod @7 21600 pixelHeight"/>
+              <v:f eqn="sum @10 21600 0"/>
+            </v:formulas>
+            <v:path o:extrusionok="f" gradientshapeok="t" o:connecttype="rect"/>
+            <o:lock v:ext="edit" aspectratio="t"/>
+          </v:shapetype>
+          <v:shape id="_x0000_i1041" type="#_x0000_t75" style="width:77.25pt;height:49.5pt" o:ole="">
+            <v:imagedata r:id="rId6" o:title=""/>
+          </v:shape>
+          <o:OLEObject Type="Embed" ProgID="AcroExch.Document.DC" ShapeID="_x0000_i1041" DrawAspect="Icon" ObjectID="_1839490646" r:id="rId7"/>
+        </w:object>
+      </w:r>
+    </w:p>
+    <w:p>
       <w:pPr>
         <w:rPr>
           <w:b/>
@@ -255,7 +262,12 @@
       </w:r>
     </w:p>
     <w:p>
-      <w:hyperlink r:id="rId6" w:history="1">
+      <w:pPr>
+        <w:rPr>
+          <w:rStyle w:val="Hyperlink"/>
+        </w:rPr>
+      </w:pPr>
+      <w:hyperlink r:id="rId8" w:history="1">
         <w:r>
           <w:rPr>
             <w:rStyle w:val="Hyperlink"/>
@@ -268,6 +280,22 @@
       <w:pPr>
         <w:rPr>
           <w:rStyle w:val="Hyperlink"/>
+        </w:rPr>
+      </w:pPr>
+      <w:r>
+        <w:object w:dxaOrig="1542" w:dyaOrig="995" w14:anchorId="79F34B8C">
+          <v:shape id="_x0000_i1063" type="#_x0000_t75" style="width:77.25pt;height:49.5pt" o:ole="">
+            <v:imagedata r:id="rId9" o:title=""/>
+          </v:shape>
+          <o:OLEObject Type="Embed" ProgID="AcroExch.Document.DC" ShapeID="_x0000_i1063" DrawAspect="Icon" ObjectID="_1839490647" r:id="rId10"/>
+        </w:object>
+      </w:r>
+    </w:p>
+    <w:p/>
+    <w:p>
+      <w:pPr>
+        <w:rPr>
+          <w:rStyle w:val="Hyperlink"/>
           <w:b/>
           <w:bCs/>
         </w:rPr>
@@ -281,7 +309,7 @@
       </w:r>
     </w:p>
     <w:p>
-      <w:hyperlink r:id="rId7" w:history="1">
+      <w:hyperlink r:id="rId11" w:history="1">
         <w:r>
           <w:rPr>
             <w:rStyle w:val="Hyperlink"/>
@@ -293,7 +321,1656 @@
         <w:t xml:space="preserve"> </w:t>
       </w:r>
     </w:p>
+    <w:p>
+      <w:r>
+        <w:object w:dxaOrig="1542" w:dyaOrig="995" w14:anchorId="5B2B01A5">
+          <v:shape id="_x0000_i1058" type="#_x0000_t75" style="width:77.25pt;height:49.5pt" o:ole="">
+            <v:imagedata r:id="rId12" o:title=""/>
+          </v:shape>
+          <o:OLEObject Type="Embed" ProgID="AcroExch.Document.DC" ShapeID="_x0000_i1058" DrawAspect="Icon" ObjectID="_1839490648" r:id="rId13"/>
+        </w:object>
+      </w:r>
+    </w:p>
     <w:p/>
+    <w:p/>
+    <w:p>
+      <w:pPr>
+        <w:rPr>
+          <w:sz w:val="44"/>
+          <w:szCs w:val="44"/>
+        </w:rPr>
+      </w:pPr>
+      <w:r>
+        <w:rPr>
+          <w:sz w:val="44"/>
+          <w:szCs w:val="44"/>
+        </w:rPr>
+        <w:t xml:space="preserve">Greenfield Local Hub </w:t>
+      </w:r>
+      <w:r>
+        <w:rPr>
+          <w:sz w:val="44"/>
+          <w:szCs w:val="44"/>
+        </w:rPr>
+        <w:t>(Questionnaire)</w:t>
+      </w:r>
+    </w:p>
+    <w:p>
+      <w:pPr>
+        <w:rPr>
+          <w:sz w:val="24"/>
+          <w:szCs w:val="24"/>
+        </w:rPr>
+      </w:pPr>
+      <w:r>
+        <w:rPr>
+          <w:sz w:val="24"/>
+          <w:szCs w:val="24"/>
+        </w:rPr>
+        <w:t>All the questions are tailored specifically for non-technical omissions by omitting technical terms such as models, controllers and ASP.NET.</w:t>
+      </w:r>
+      <w:r>
+        <w:rPr>
+          <w:sz w:val="24"/>
+          <w:szCs w:val="24"/>
+        </w:rPr>
+        <w:t xml:space="preserve"> </w:t>
+      </w:r>
+    </w:p>
+    <w:p>
+      <w:pPr>
+        <w:rPr>
+          <w:sz w:val="24"/>
+          <w:szCs w:val="24"/>
+        </w:rPr>
+      </w:pPr>
+      <w:r>
+        <w:rPr>
+          <w:sz w:val="24"/>
+          <w:szCs w:val="24"/>
+        </w:rPr>
+        <w:lastRenderedPageBreak/>
+        <w:drawing>
+          <wp:inline distT="0" distB="0" distL="0" distR="0" wp14:anchorId="477BA6E4" wp14:editId="66664A8F">
+            <wp:extent cx="5731510" cy="3018155"/>
+            <wp:effectExtent l="0" t="0" r="2540" b="0"/>
+            <wp:docPr id="1" name="Picture 1"/>
+            <wp:cNvGraphicFramePr>
+              <a:graphicFrameLocks xmlns:a="http://schemas.openxmlformats.org/drawingml/2006/main" noChangeAspect="1"/>
+            </wp:cNvGraphicFramePr>
+            <a:graphic xmlns:a="http://schemas.openxmlformats.org/drawingml/2006/main">
+              <a:graphicData uri="http://schemas.openxmlformats.org/drawingml/2006/picture">
+                <pic:pic xmlns:pic="http://schemas.openxmlformats.org/drawingml/2006/picture">
+                  <pic:nvPicPr>
+                    <pic:cNvPr id="1" name=""/>
+                    <pic:cNvPicPr/>
+                  </pic:nvPicPr>
+                  <pic:blipFill>
+                    <a:blip r:embed="rId14"/>
+                    <a:stretch>
+                      <a:fillRect/>
+                    </a:stretch>
+                  </pic:blipFill>
+                  <pic:spPr>
+                    <a:xfrm>
+                      <a:off x="0" y="0"/>
+                      <a:ext cx="5731510" cy="3018155"/>
+                    </a:xfrm>
+                    <a:prstGeom prst="rect">
+                      <a:avLst/>
+                    </a:prstGeom>
+                  </pic:spPr>
+                </pic:pic>
+              </a:graphicData>
+            </a:graphic>
+          </wp:inline>
+        </w:drawing>
+      </w:r>
+    </w:p>
+    <w:p>
+      <w:r>
+        <w:t>The average rating for the website is 5 out of 5 and other questions such as the easiness of navigation and the visual appeal of the website were strong with the former having 100% of users rating the easiness of navigation a 5 out of 5 and 66.7% of users rating the visual appeal a 5 out of 5 and 33.3% of people rating it a 4 out of 5.</w:t>
+      </w:r>
+    </w:p>
+    <w:p>
+      <w:r>
+        <w:drawing>
+          <wp:inline distT="0" distB="0" distL="0" distR="0" wp14:anchorId="42EEADCF" wp14:editId="5D171E19">
+            <wp:extent cx="5731510" cy="2369820"/>
+            <wp:effectExtent l="0" t="0" r="2540" b="0"/>
+            <wp:docPr id="2" name="Picture 2"/>
+            <wp:cNvGraphicFramePr>
+              <a:graphicFrameLocks xmlns:a="http://schemas.openxmlformats.org/drawingml/2006/main" noChangeAspect="1"/>
+            </wp:cNvGraphicFramePr>
+            <a:graphic xmlns:a="http://schemas.openxmlformats.org/drawingml/2006/main">
+              <a:graphicData uri="http://schemas.openxmlformats.org/drawingml/2006/picture">
+                <pic:pic xmlns:pic="http://schemas.openxmlformats.org/drawingml/2006/picture">
+                  <pic:nvPicPr>
+                    <pic:cNvPr id="1" name=""/>
+                    <pic:cNvPicPr/>
+                  </pic:nvPicPr>
+                  <pic:blipFill>
+                    <a:blip r:embed="rId15"/>
+                    <a:stretch>
+                      <a:fillRect/>
+                    </a:stretch>
+                  </pic:blipFill>
+                  <pic:spPr>
+                    <a:xfrm>
+                      <a:off x="0" y="0"/>
+                      <a:ext cx="5731510" cy="2369820"/>
+                    </a:xfrm>
+                    <a:prstGeom prst="rect">
+                      <a:avLst/>
+                    </a:prstGeom>
+                  </pic:spPr>
+                </pic:pic>
+              </a:graphicData>
+            </a:graphic>
+          </wp:inline>
+        </w:drawing>
+      </w:r>
+    </w:p>
+    <w:p>
+      <w:r>
+        <w:lastRenderedPageBreak/>
+        <w:drawing>
+          <wp:inline distT="0" distB="0" distL="0" distR="0" wp14:anchorId="3D9F4434" wp14:editId="2E8BC3E1">
+            <wp:extent cx="5731510" cy="2497455"/>
+            <wp:effectExtent l="0" t="0" r="2540" b="0"/>
+            <wp:docPr id="3" name="Picture 3"/>
+            <wp:cNvGraphicFramePr>
+              <a:graphicFrameLocks xmlns:a="http://schemas.openxmlformats.org/drawingml/2006/main" noChangeAspect="1"/>
+            </wp:cNvGraphicFramePr>
+            <a:graphic xmlns:a="http://schemas.openxmlformats.org/drawingml/2006/main">
+              <a:graphicData uri="http://schemas.openxmlformats.org/drawingml/2006/picture">
+                <pic:pic xmlns:pic="http://schemas.openxmlformats.org/drawingml/2006/picture">
+                  <pic:nvPicPr>
+                    <pic:cNvPr id="1" name=""/>
+                    <pic:cNvPicPr/>
+                  </pic:nvPicPr>
+                  <pic:blipFill>
+                    <a:blip r:embed="rId16"/>
+                    <a:stretch>
+                      <a:fillRect/>
+                    </a:stretch>
+                  </pic:blipFill>
+                  <pic:spPr>
+                    <a:xfrm>
+                      <a:off x="0" y="0"/>
+                      <a:ext cx="5731510" cy="2497455"/>
+                    </a:xfrm>
+                    <a:prstGeom prst="rect">
+                      <a:avLst/>
+                    </a:prstGeom>
+                  </pic:spPr>
+                </pic:pic>
+              </a:graphicData>
+            </a:graphic>
+          </wp:inline>
+        </w:drawing>
+      </w:r>
+    </w:p>
+    <w:p>
+      <w:r>
+        <w:t xml:space="preserve">The users were happy about the information provided but one user wasn’t happy </w:t>
+      </w:r>
+      <w:r>
+        <w:t xml:space="preserve">except a user who rated it a 3 out of 5 </w:t>
+      </w:r>
+    </w:p>
+    <w:p>
+      <w:r>
+        <w:t xml:space="preserve"> </w:t>
+      </w:r>
+      <w:r>
+        <w:drawing>
+          <wp:inline distT="0" distB="0" distL="0" distR="0" wp14:anchorId="0F4C09A2" wp14:editId="34392051">
+            <wp:extent cx="5731510" cy="2757805"/>
+            <wp:effectExtent l="0" t="0" r="2540" b="4445"/>
+            <wp:docPr id="5" name="Picture 5"/>
+            <wp:cNvGraphicFramePr>
+              <a:graphicFrameLocks xmlns:a="http://schemas.openxmlformats.org/drawingml/2006/main" noChangeAspect="1"/>
+            </wp:cNvGraphicFramePr>
+            <a:graphic xmlns:a="http://schemas.openxmlformats.org/drawingml/2006/main">
+              <a:graphicData uri="http://schemas.openxmlformats.org/drawingml/2006/picture">
+                <pic:pic xmlns:pic="http://schemas.openxmlformats.org/drawingml/2006/picture">
+                  <pic:nvPicPr>
+                    <pic:cNvPr id="1" name=""/>
+                    <pic:cNvPicPr/>
+                  </pic:nvPicPr>
+                  <pic:blipFill>
+                    <a:blip r:embed="rId17"/>
+                    <a:stretch>
+                      <a:fillRect/>
+                    </a:stretch>
+                  </pic:blipFill>
+                  <pic:spPr>
+                    <a:xfrm>
+                      <a:off x="0" y="0"/>
+                      <a:ext cx="5731510" cy="2757805"/>
+                    </a:xfrm>
+                    <a:prstGeom prst="rect">
+                      <a:avLst/>
+                    </a:prstGeom>
+                  </pic:spPr>
+                </pic:pic>
+              </a:graphicData>
+            </a:graphic>
+          </wp:inline>
+        </w:drawing>
+      </w:r>
+    </w:p>
+    <w:p/>
+    <w:p>
+      <w:r>
+        <w:t xml:space="preserve">Over </w:t>
+      </w:r>
+      <w:r>
+        <w:t xml:space="preserve"> 100% of </w:t>
+      </w:r>
+      <w:r>
+        <w:t xml:space="preserve">Users are happy with the experience of using  the website </w:t>
+      </w:r>
+    </w:p>
+    <w:p>
+      <w:r>
+        <w:lastRenderedPageBreak/>
+        <w:drawing>
+          <wp:inline distT="0" distB="0" distL="0" distR="0" wp14:anchorId="2C2900A0" wp14:editId="749FCF50">
+            <wp:extent cx="5731510" cy="4553585"/>
+            <wp:effectExtent l="0" t="0" r="2540" b="0"/>
+            <wp:docPr id="6" name="Picture 6"/>
+            <wp:cNvGraphicFramePr>
+              <a:graphicFrameLocks xmlns:a="http://schemas.openxmlformats.org/drawingml/2006/main" noChangeAspect="1"/>
+            </wp:cNvGraphicFramePr>
+            <a:graphic xmlns:a="http://schemas.openxmlformats.org/drawingml/2006/main">
+              <a:graphicData uri="http://schemas.openxmlformats.org/drawingml/2006/picture">
+                <pic:pic xmlns:pic="http://schemas.openxmlformats.org/drawingml/2006/picture">
+                  <pic:nvPicPr>
+                    <pic:cNvPr id="1" name=""/>
+                    <pic:cNvPicPr/>
+                  </pic:nvPicPr>
+                  <pic:blipFill>
+                    <a:blip r:embed="rId18"/>
+                    <a:stretch>
+                      <a:fillRect/>
+                    </a:stretch>
+                  </pic:blipFill>
+                  <pic:spPr>
+                    <a:xfrm>
+                      <a:off x="0" y="0"/>
+                      <a:ext cx="5731510" cy="4553585"/>
+                    </a:xfrm>
+                    <a:prstGeom prst="rect">
+                      <a:avLst/>
+                    </a:prstGeom>
+                  </pic:spPr>
+                </pic:pic>
+              </a:graphicData>
+            </a:graphic>
+          </wp:inline>
+        </w:drawing>
+      </w:r>
+    </w:p>
+    <w:p>
+      <w:r>
+        <w:lastRenderedPageBreak/>
+        <w:drawing>
+          <wp:inline distT="0" distB="0" distL="0" distR="0" wp14:anchorId="3FB43B55" wp14:editId="4FB8F477">
+            <wp:extent cx="5731510" cy="5088890"/>
+            <wp:effectExtent l="0" t="0" r="2540" b="0"/>
+            <wp:docPr id="7" name="Picture 7"/>
+            <wp:cNvGraphicFramePr>
+              <a:graphicFrameLocks xmlns:a="http://schemas.openxmlformats.org/drawingml/2006/main" noChangeAspect="1"/>
+            </wp:cNvGraphicFramePr>
+            <a:graphic xmlns:a="http://schemas.openxmlformats.org/drawingml/2006/main">
+              <a:graphicData uri="http://schemas.openxmlformats.org/drawingml/2006/picture">
+                <pic:pic xmlns:pic="http://schemas.openxmlformats.org/drawingml/2006/picture">
+                  <pic:nvPicPr>
+                    <pic:cNvPr id="1" name=""/>
+                    <pic:cNvPicPr/>
+                  </pic:nvPicPr>
+                  <pic:blipFill>
+                    <a:blip r:embed="rId19"/>
+                    <a:stretch>
+                      <a:fillRect/>
+                    </a:stretch>
+                  </pic:blipFill>
+                  <pic:spPr>
+                    <a:xfrm>
+                      <a:off x="0" y="0"/>
+                      <a:ext cx="5731510" cy="5088890"/>
+                    </a:xfrm>
+                    <a:prstGeom prst="rect">
+                      <a:avLst/>
+                    </a:prstGeom>
+                  </pic:spPr>
+                </pic:pic>
+              </a:graphicData>
+            </a:graphic>
+          </wp:inline>
+        </w:drawing>
+      </w:r>
+    </w:p>
+    <w:p>
+      <w:r>
+        <w:t xml:space="preserve">Users were happy with the homepage of the website with 100% of users </w:t>
+      </w:r>
+      <w:r>
+        <w:t xml:space="preserve">feeling confident about the quality of the products being good after looking at the homepage and happy with the loyalty rewards banner on the homepage. </w:t>
+      </w:r>
+    </w:p>
+    <w:p>
+      <w:r>
+        <w:lastRenderedPageBreak/>
+        <w:drawing>
+          <wp:inline distT="0" distB="0" distL="0" distR="0" wp14:anchorId="647C01ED" wp14:editId="56A5C933">
+            <wp:extent cx="5731510" cy="5109210"/>
+            <wp:effectExtent l="0" t="0" r="2540" b="0"/>
+            <wp:docPr id="8" name="Picture 8"/>
+            <wp:cNvGraphicFramePr>
+              <a:graphicFrameLocks xmlns:a="http://schemas.openxmlformats.org/drawingml/2006/main" noChangeAspect="1"/>
+            </wp:cNvGraphicFramePr>
+            <a:graphic xmlns:a="http://schemas.openxmlformats.org/drawingml/2006/main">
+              <a:graphicData uri="http://schemas.openxmlformats.org/drawingml/2006/picture">
+                <pic:pic xmlns:pic="http://schemas.openxmlformats.org/drawingml/2006/picture">
+                  <pic:nvPicPr>
+                    <pic:cNvPr id="1" name=""/>
+                    <pic:cNvPicPr/>
+                  </pic:nvPicPr>
+                  <pic:blipFill>
+                    <a:blip r:embed="rId20"/>
+                    <a:stretch>
+                      <a:fillRect/>
+                    </a:stretch>
+                  </pic:blipFill>
+                  <pic:spPr>
+                    <a:xfrm>
+                      <a:off x="0" y="0"/>
+                      <a:ext cx="5731510" cy="5109210"/>
+                    </a:xfrm>
+                    <a:prstGeom prst="rect">
+                      <a:avLst/>
+                    </a:prstGeom>
+                  </pic:spPr>
+                </pic:pic>
+              </a:graphicData>
+            </a:graphic>
+          </wp:inline>
+        </w:drawing>
+      </w:r>
+    </w:p>
+    <w:p/>
+    <w:p>
+      <w:r>
+        <w:t xml:space="preserve">100 % of users responded favourably to questions </w:t>
+      </w:r>
+      <w:r>
+        <w:t>such as the the usefulness of filters</w:t>
+      </w:r>
+      <w:r>
+        <w:t>, easiness to add to basket</w:t>
+      </w:r>
+      <w:r>
+        <w:t xml:space="preserve"> and accuracy of product photos though one user wa</w:t>
+      </w:r>
+      <w:r>
+        <w:t xml:space="preserve">sn’t sure if the product page gave enough information on the products </w:t>
+      </w:r>
+    </w:p>
+    <w:p>
+      <w:r>
+        <w:lastRenderedPageBreak/>
+        <w:drawing>
+          <wp:inline distT="0" distB="0" distL="0" distR="0" wp14:anchorId="31D7A7D3" wp14:editId="791019D5">
+            <wp:extent cx="5731510" cy="4864100"/>
+            <wp:effectExtent l="0" t="0" r="2540" b="0"/>
+            <wp:docPr id="9" name="Picture 9"/>
+            <wp:cNvGraphicFramePr>
+              <a:graphicFrameLocks xmlns:a="http://schemas.openxmlformats.org/drawingml/2006/main" noChangeAspect="1"/>
+            </wp:cNvGraphicFramePr>
+            <a:graphic xmlns:a="http://schemas.openxmlformats.org/drawingml/2006/main">
+              <a:graphicData uri="http://schemas.openxmlformats.org/drawingml/2006/picture">
+                <pic:pic xmlns:pic="http://schemas.openxmlformats.org/drawingml/2006/picture">
+                  <pic:nvPicPr>
+                    <pic:cNvPr id="1" name=""/>
+                    <pic:cNvPicPr/>
+                  </pic:nvPicPr>
+                  <pic:blipFill>
+                    <a:blip r:embed="rId21"/>
+                    <a:stretch>
+                      <a:fillRect/>
+                    </a:stretch>
+                  </pic:blipFill>
+                  <pic:spPr>
+                    <a:xfrm>
+                      <a:off x="0" y="0"/>
+                      <a:ext cx="5731510" cy="4864100"/>
+                    </a:xfrm>
+                    <a:prstGeom prst="rect">
+                      <a:avLst/>
+                    </a:prstGeom>
+                  </pic:spPr>
+                </pic:pic>
+              </a:graphicData>
+            </a:graphic>
+          </wp:inline>
+        </w:drawing>
+      </w:r>
+    </w:p>
+    <w:p>
+      <w:r>
+        <w:drawing>
+          <wp:inline distT="0" distB="0" distL="0" distR="0" wp14:anchorId="5E33B174" wp14:editId="3CA6F102">
+            <wp:extent cx="5731510" cy="2746375"/>
+            <wp:effectExtent l="0" t="0" r="2540" b="0"/>
+            <wp:docPr id="10" name="Picture 10"/>
+            <wp:cNvGraphicFramePr>
+              <a:graphicFrameLocks xmlns:a="http://schemas.openxmlformats.org/drawingml/2006/main" noChangeAspect="1"/>
+            </wp:cNvGraphicFramePr>
+            <a:graphic xmlns:a="http://schemas.openxmlformats.org/drawingml/2006/main">
+              <a:graphicData uri="http://schemas.openxmlformats.org/drawingml/2006/picture">
+                <pic:pic xmlns:pic="http://schemas.openxmlformats.org/drawingml/2006/picture">
+                  <pic:nvPicPr>
+                    <pic:cNvPr id="1" name=""/>
+                    <pic:cNvPicPr/>
+                  </pic:nvPicPr>
+                  <pic:blipFill>
+                    <a:blip r:embed="rId22"/>
+                    <a:stretch>
+                      <a:fillRect/>
+                    </a:stretch>
+                  </pic:blipFill>
+                  <pic:spPr>
+                    <a:xfrm>
+                      <a:off x="0" y="0"/>
+                      <a:ext cx="5731510" cy="2746375"/>
+                    </a:xfrm>
+                    <a:prstGeom prst="rect">
+                      <a:avLst/>
+                    </a:prstGeom>
+                  </pic:spPr>
+                </pic:pic>
+              </a:graphicData>
+            </a:graphic>
+          </wp:inline>
+        </w:drawing>
+      </w:r>
+    </w:p>
+    <w:p>
+      <w:r>
+        <w:lastRenderedPageBreak/>
+        <w:drawing>
+          <wp:inline distT="0" distB="0" distL="0" distR="0" wp14:anchorId="74F60DE8" wp14:editId="22B5EEEA">
+            <wp:extent cx="5731510" cy="2433955"/>
+            <wp:effectExtent l="0" t="0" r="2540" b="4445"/>
+            <wp:docPr id="11" name="Picture 11"/>
+            <wp:cNvGraphicFramePr>
+              <a:graphicFrameLocks xmlns:a="http://schemas.openxmlformats.org/drawingml/2006/main" noChangeAspect="1"/>
+            </wp:cNvGraphicFramePr>
+            <a:graphic xmlns:a="http://schemas.openxmlformats.org/drawingml/2006/main">
+              <a:graphicData uri="http://schemas.openxmlformats.org/drawingml/2006/picture">
+                <pic:pic xmlns:pic="http://schemas.openxmlformats.org/drawingml/2006/picture">
+                  <pic:nvPicPr>
+                    <pic:cNvPr id="1" name=""/>
+                    <pic:cNvPicPr/>
+                  </pic:nvPicPr>
+                  <pic:blipFill>
+                    <a:blip r:embed="rId23"/>
+                    <a:stretch>
+                      <a:fillRect/>
+                    </a:stretch>
+                  </pic:blipFill>
+                  <pic:spPr>
+                    <a:xfrm>
+                      <a:off x="0" y="0"/>
+                      <a:ext cx="5731510" cy="2433955"/>
+                    </a:xfrm>
+                    <a:prstGeom prst="rect">
+                      <a:avLst/>
+                    </a:prstGeom>
+                  </pic:spPr>
+                </pic:pic>
+              </a:graphicData>
+            </a:graphic>
+          </wp:inline>
+        </w:drawing>
+      </w:r>
+    </w:p>
+    <w:p>
+      <w:r>
+        <w:drawing>
+          <wp:inline distT="0" distB="0" distL="0" distR="0" wp14:anchorId="702E1FB2" wp14:editId="7DC7FA3E">
+            <wp:extent cx="5731510" cy="2647950"/>
+            <wp:effectExtent l="0" t="0" r="2540" b="0"/>
+            <wp:docPr id="12" name="Picture 12"/>
+            <wp:cNvGraphicFramePr>
+              <a:graphicFrameLocks xmlns:a="http://schemas.openxmlformats.org/drawingml/2006/main" noChangeAspect="1"/>
+            </wp:cNvGraphicFramePr>
+            <a:graphic xmlns:a="http://schemas.openxmlformats.org/drawingml/2006/main">
+              <a:graphicData uri="http://schemas.openxmlformats.org/drawingml/2006/picture">
+                <pic:pic xmlns:pic="http://schemas.openxmlformats.org/drawingml/2006/picture">
+                  <pic:nvPicPr>
+                    <pic:cNvPr id="1" name=""/>
+                    <pic:cNvPicPr/>
+                  </pic:nvPicPr>
+                  <pic:blipFill>
+                    <a:blip r:embed="rId24"/>
+                    <a:stretch>
+                      <a:fillRect/>
+                    </a:stretch>
+                  </pic:blipFill>
+                  <pic:spPr>
+                    <a:xfrm>
+                      <a:off x="0" y="0"/>
+                      <a:ext cx="5731510" cy="2647950"/>
+                    </a:xfrm>
+                    <a:prstGeom prst="rect">
+                      <a:avLst/>
+                    </a:prstGeom>
+                  </pic:spPr>
+                </pic:pic>
+              </a:graphicData>
+            </a:graphic>
+          </wp:inline>
+        </w:drawing>
+      </w:r>
+    </w:p>
+    <w:p/>
+    <w:p/>
+    <w:p>
+      <w:r>
+        <w:t xml:space="preserve">100% of users found it easy to carry out all functions required of the basket and are happy with the information </w:t>
+      </w:r>
+      <w:r>
+        <w:t xml:space="preserve">provided for the basket page and they found all the information easy to understand </w:t>
+      </w:r>
+    </w:p>
+    <w:p>
+      <w:r>
+        <w:lastRenderedPageBreak/>
+        <w:drawing>
+          <wp:inline distT="0" distB="0" distL="0" distR="0" wp14:anchorId="762A781A" wp14:editId="69373135">
+            <wp:extent cx="5731510" cy="4477385"/>
+            <wp:effectExtent l="0" t="0" r="2540" b="0"/>
+            <wp:docPr id="13" name="Picture 13"/>
+            <wp:cNvGraphicFramePr>
+              <a:graphicFrameLocks xmlns:a="http://schemas.openxmlformats.org/drawingml/2006/main" noChangeAspect="1"/>
+            </wp:cNvGraphicFramePr>
+            <a:graphic xmlns:a="http://schemas.openxmlformats.org/drawingml/2006/main">
+              <a:graphicData uri="http://schemas.openxmlformats.org/drawingml/2006/picture">
+                <pic:pic xmlns:pic="http://schemas.openxmlformats.org/drawingml/2006/picture">
+                  <pic:nvPicPr>
+                    <pic:cNvPr id="1" name=""/>
+                    <pic:cNvPicPr/>
+                  </pic:nvPicPr>
+                  <pic:blipFill>
+                    <a:blip r:embed="rId25"/>
+                    <a:stretch>
+                      <a:fillRect/>
+                    </a:stretch>
+                  </pic:blipFill>
+                  <pic:spPr>
+                    <a:xfrm>
+                      <a:off x="0" y="0"/>
+                      <a:ext cx="5731510" cy="4477385"/>
+                    </a:xfrm>
+                    <a:prstGeom prst="rect">
+                      <a:avLst/>
+                    </a:prstGeom>
+                  </pic:spPr>
+                </pic:pic>
+              </a:graphicData>
+            </a:graphic>
+          </wp:inline>
+        </w:drawing>
+      </w:r>
+    </w:p>
+    <w:p>
+      <w:r>
+        <w:lastRenderedPageBreak/>
+        <w:drawing>
+          <wp:inline distT="0" distB="0" distL="0" distR="0" wp14:anchorId="0B111170" wp14:editId="2886B0DE">
+            <wp:extent cx="5731510" cy="5007610"/>
+            <wp:effectExtent l="0" t="0" r="2540" b="2540"/>
+            <wp:docPr id="14" name="Picture 14"/>
+            <wp:cNvGraphicFramePr>
+              <a:graphicFrameLocks xmlns:a="http://schemas.openxmlformats.org/drawingml/2006/main" noChangeAspect="1"/>
+            </wp:cNvGraphicFramePr>
+            <a:graphic xmlns:a="http://schemas.openxmlformats.org/drawingml/2006/main">
+              <a:graphicData uri="http://schemas.openxmlformats.org/drawingml/2006/picture">
+                <pic:pic xmlns:pic="http://schemas.openxmlformats.org/drawingml/2006/picture">
+                  <pic:nvPicPr>
+                    <pic:cNvPr id="1" name=""/>
+                    <pic:cNvPicPr/>
+                  </pic:nvPicPr>
+                  <pic:blipFill>
+                    <a:blip r:embed="rId26"/>
+                    <a:stretch>
+                      <a:fillRect/>
+                    </a:stretch>
+                  </pic:blipFill>
+                  <pic:spPr>
+                    <a:xfrm>
+                      <a:off x="0" y="0"/>
+                      <a:ext cx="5731510" cy="5007610"/>
+                    </a:xfrm>
+                    <a:prstGeom prst="rect">
+                      <a:avLst/>
+                    </a:prstGeom>
+                  </pic:spPr>
+                </pic:pic>
+              </a:graphicData>
+            </a:graphic>
+          </wp:inline>
+        </w:drawing>
+      </w:r>
+    </w:p>
+    <w:p>
+      <w:r>
+        <w:lastRenderedPageBreak/>
+        <w:drawing>
+          <wp:inline distT="0" distB="0" distL="0" distR="0" wp14:anchorId="62C1698C" wp14:editId="0EA513B6">
+            <wp:extent cx="5731510" cy="5142865"/>
+            <wp:effectExtent l="0" t="0" r="2540" b="635"/>
+            <wp:docPr id="15" name="Picture 15"/>
+            <wp:cNvGraphicFramePr>
+              <a:graphicFrameLocks xmlns:a="http://schemas.openxmlformats.org/drawingml/2006/main" noChangeAspect="1"/>
+            </wp:cNvGraphicFramePr>
+            <a:graphic xmlns:a="http://schemas.openxmlformats.org/drawingml/2006/main">
+              <a:graphicData uri="http://schemas.openxmlformats.org/drawingml/2006/picture">
+                <pic:pic xmlns:pic="http://schemas.openxmlformats.org/drawingml/2006/picture">
+                  <pic:nvPicPr>
+                    <pic:cNvPr id="1" name=""/>
+                    <pic:cNvPicPr/>
+                  </pic:nvPicPr>
+                  <pic:blipFill>
+                    <a:blip r:embed="rId27"/>
+                    <a:stretch>
+                      <a:fillRect/>
+                    </a:stretch>
+                  </pic:blipFill>
+                  <pic:spPr>
+                    <a:xfrm>
+                      <a:off x="0" y="0"/>
+                      <a:ext cx="5731510" cy="5142865"/>
+                    </a:xfrm>
+                    <a:prstGeom prst="rect">
+                      <a:avLst/>
+                    </a:prstGeom>
+                  </pic:spPr>
+                </pic:pic>
+              </a:graphicData>
+            </a:graphic>
+          </wp:inline>
+        </w:drawing>
+      </w:r>
+    </w:p>
+    <w:p>
+      <w:r>
+        <w:drawing>
+          <wp:inline distT="0" distB="0" distL="0" distR="0" wp14:anchorId="3B00C4C5" wp14:editId="7452B426">
+            <wp:extent cx="5731510" cy="2573020"/>
+            <wp:effectExtent l="0" t="0" r="2540" b="0"/>
+            <wp:docPr id="16" name="Picture 16"/>
+            <wp:cNvGraphicFramePr>
+              <a:graphicFrameLocks xmlns:a="http://schemas.openxmlformats.org/drawingml/2006/main" noChangeAspect="1"/>
+            </wp:cNvGraphicFramePr>
+            <a:graphic xmlns:a="http://schemas.openxmlformats.org/drawingml/2006/main">
+              <a:graphicData uri="http://schemas.openxmlformats.org/drawingml/2006/picture">
+                <pic:pic xmlns:pic="http://schemas.openxmlformats.org/drawingml/2006/picture">
+                  <pic:nvPicPr>
+                    <pic:cNvPr id="1" name=""/>
+                    <pic:cNvPicPr/>
+                  </pic:nvPicPr>
+                  <pic:blipFill>
+                    <a:blip r:embed="rId28"/>
+                    <a:stretch>
+                      <a:fillRect/>
+                    </a:stretch>
+                  </pic:blipFill>
+                  <pic:spPr>
+                    <a:xfrm>
+                      <a:off x="0" y="0"/>
+                      <a:ext cx="5731510" cy="2573020"/>
+                    </a:xfrm>
+                    <a:prstGeom prst="rect">
+                      <a:avLst/>
+                    </a:prstGeom>
+                  </pic:spPr>
+                </pic:pic>
+              </a:graphicData>
+            </a:graphic>
+          </wp:inline>
+        </w:drawing>
+      </w:r>
+    </w:p>
+    <w:p/>
+    <w:p>
+      <w:r>
+        <w:t>100% of users are overall happy with the process of placing an order with 66.7% of users rating it a 5 out of 5 and 33.3% of people rating it a 4 out of 5.</w:t>
+      </w:r>
+    </w:p>
+    <w:p>
+      <w:r>
+        <w:lastRenderedPageBreak/>
+        <w:drawing>
+          <wp:inline distT="0" distB="0" distL="0" distR="0" wp14:anchorId="519348F4" wp14:editId="502597AB">
+            <wp:extent cx="5731510" cy="2851150"/>
+            <wp:effectExtent l="0" t="0" r="2540" b="6350"/>
+            <wp:docPr id="17" name="Picture 17"/>
+            <wp:cNvGraphicFramePr>
+              <a:graphicFrameLocks xmlns:a="http://schemas.openxmlformats.org/drawingml/2006/main" noChangeAspect="1"/>
+            </wp:cNvGraphicFramePr>
+            <a:graphic xmlns:a="http://schemas.openxmlformats.org/drawingml/2006/main">
+              <a:graphicData uri="http://schemas.openxmlformats.org/drawingml/2006/picture">
+                <pic:pic xmlns:pic="http://schemas.openxmlformats.org/drawingml/2006/picture">
+                  <pic:nvPicPr>
+                    <pic:cNvPr id="1" name=""/>
+                    <pic:cNvPicPr/>
+                  </pic:nvPicPr>
+                  <pic:blipFill>
+                    <a:blip r:embed="rId29"/>
+                    <a:stretch>
+                      <a:fillRect/>
+                    </a:stretch>
+                  </pic:blipFill>
+                  <pic:spPr>
+                    <a:xfrm>
+                      <a:off x="0" y="0"/>
+                      <a:ext cx="5731510" cy="2851150"/>
+                    </a:xfrm>
+                    <a:prstGeom prst="rect">
+                      <a:avLst/>
+                    </a:prstGeom>
+                  </pic:spPr>
+                </pic:pic>
+              </a:graphicData>
+            </a:graphic>
+          </wp:inline>
+        </w:drawing>
+      </w:r>
+    </w:p>
+    <w:p/>
+    <w:p/>
+    <w:p>
+      <w:r>
+        <w:t>33.3% of users found the delivery charge to not be clear whilst 66.7% of users found it to be clear.</w:t>
+      </w:r>
+    </w:p>
+    <w:p>
+      <w:r>
+        <w:drawing>
+          <wp:inline distT="0" distB="0" distL="0" distR="0" wp14:anchorId="64E79CC2" wp14:editId="3CB813EE">
+            <wp:extent cx="5731510" cy="2543175"/>
+            <wp:effectExtent l="0" t="0" r="2540" b="9525"/>
+            <wp:docPr id="18" name="Picture 18"/>
+            <wp:cNvGraphicFramePr>
+              <a:graphicFrameLocks xmlns:a="http://schemas.openxmlformats.org/drawingml/2006/main" noChangeAspect="1"/>
+            </wp:cNvGraphicFramePr>
+            <a:graphic xmlns:a="http://schemas.openxmlformats.org/drawingml/2006/main">
+              <a:graphicData uri="http://schemas.openxmlformats.org/drawingml/2006/picture">
+                <pic:pic xmlns:pic="http://schemas.openxmlformats.org/drawingml/2006/picture">
+                  <pic:nvPicPr>
+                    <pic:cNvPr id="1" name=""/>
+                    <pic:cNvPicPr/>
+                  </pic:nvPicPr>
+                  <pic:blipFill>
+                    <a:blip r:embed="rId30"/>
+                    <a:stretch>
+                      <a:fillRect/>
+                    </a:stretch>
+                  </pic:blipFill>
+                  <pic:spPr>
+                    <a:xfrm>
+                      <a:off x="0" y="0"/>
+                      <a:ext cx="5731510" cy="2543175"/>
+                    </a:xfrm>
+                    <a:prstGeom prst="rect">
+                      <a:avLst/>
+                    </a:prstGeom>
+                  </pic:spPr>
+                </pic:pic>
+              </a:graphicData>
+            </a:graphic>
+          </wp:inline>
+        </w:drawing>
+      </w:r>
+    </w:p>
+    <w:p/>
+    <w:p>
+      <w:r>
+        <w:t>100% of users found the loyalty scheme to be explained properly on the website</w:t>
+      </w:r>
+      <w:r>
+        <w:t xml:space="preserve"> and found it fair for regular customers </w:t>
+      </w:r>
+    </w:p>
+    <w:p>
+      <w:r>
+        <w:lastRenderedPageBreak/>
+        <w:drawing>
+          <wp:inline distT="0" distB="0" distL="0" distR="0" wp14:anchorId="03655FAB" wp14:editId="37657236">
+            <wp:extent cx="5731510" cy="2603500"/>
+            <wp:effectExtent l="0" t="0" r="2540" b="6350"/>
+            <wp:docPr id="19" name="Picture 19"/>
+            <wp:cNvGraphicFramePr>
+              <a:graphicFrameLocks xmlns:a="http://schemas.openxmlformats.org/drawingml/2006/main" noChangeAspect="1"/>
+            </wp:cNvGraphicFramePr>
+            <a:graphic xmlns:a="http://schemas.openxmlformats.org/drawingml/2006/main">
+              <a:graphicData uri="http://schemas.openxmlformats.org/drawingml/2006/picture">
+                <pic:pic xmlns:pic="http://schemas.openxmlformats.org/drawingml/2006/picture">
+                  <pic:nvPicPr>
+                    <pic:cNvPr id="1" name=""/>
+                    <pic:cNvPicPr/>
+                  </pic:nvPicPr>
+                  <pic:blipFill>
+                    <a:blip r:embed="rId31"/>
+                    <a:stretch>
+                      <a:fillRect/>
+                    </a:stretch>
+                  </pic:blipFill>
+                  <pic:spPr>
+                    <a:xfrm>
+                      <a:off x="0" y="0"/>
+                      <a:ext cx="5731510" cy="2603500"/>
+                    </a:xfrm>
+                    <a:prstGeom prst="rect">
+                      <a:avLst/>
+                    </a:prstGeom>
+                  </pic:spPr>
+                </pic:pic>
+              </a:graphicData>
+            </a:graphic>
+          </wp:inline>
+        </w:drawing>
+      </w:r>
+    </w:p>
+    <w:p>
+      <w:r>
+        <w:drawing>
+          <wp:inline distT="0" distB="0" distL="0" distR="0" wp14:anchorId="7B062BE1" wp14:editId="2FB7E2AB">
+            <wp:extent cx="5731510" cy="2332355"/>
+            <wp:effectExtent l="0" t="0" r="2540" b="0"/>
+            <wp:docPr id="20" name="Picture 20"/>
+            <wp:cNvGraphicFramePr>
+              <a:graphicFrameLocks xmlns:a="http://schemas.openxmlformats.org/drawingml/2006/main" noChangeAspect="1"/>
+            </wp:cNvGraphicFramePr>
+            <a:graphic xmlns:a="http://schemas.openxmlformats.org/drawingml/2006/main">
+              <a:graphicData uri="http://schemas.openxmlformats.org/drawingml/2006/picture">
+                <pic:pic xmlns:pic="http://schemas.openxmlformats.org/drawingml/2006/picture">
+                  <pic:nvPicPr>
+                    <pic:cNvPr id="1" name=""/>
+                    <pic:cNvPicPr/>
+                  </pic:nvPicPr>
+                  <pic:blipFill>
+                    <a:blip r:embed="rId32"/>
+                    <a:stretch>
+                      <a:fillRect/>
+                    </a:stretch>
+                  </pic:blipFill>
+                  <pic:spPr>
+                    <a:xfrm>
+                      <a:off x="0" y="0"/>
+                      <a:ext cx="5731510" cy="2332355"/>
+                    </a:xfrm>
+                    <a:prstGeom prst="rect">
+                      <a:avLst/>
+                    </a:prstGeom>
+                  </pic:spPr>
+                </pic:pic>
+              </a:graphicData>
+            </a:graphic>
+          </wp:inline>
+        </w:drawing>
+      </w:r>
+    </w:p>
+    <w:p/>
+    <w:p>
+      <w:r>
+        <w:t>100% of users are happy with the range of accessibility features that are currently available in the website.</w:t>
+      </w:r>
+    </w:p>
+    <w:p>
+      <w:r>
+        <w:lastRenderedPageBreak/>
+        <w:drawing>
+          <wp:inline distT="0" distB="0" distL="0" distR="0" wp14:anchorId="3FA79EB3" wp14:editId="1E6A7D13">
+            <wp:extent cx="5731510" cy="4728845"/>
+            <wp:effectExtent l="0" t="0" r="2540" b="0"/>
+            <wp:docPr id="21" name="Picture 21"/>
+            <wp:cNvGraphicFramePr>
+              <a:graphicFrameLocks xmlns:a="http://schemas.openxmlformats.org/drawingml/2006/main" noChangeAspect="1"/>
+            </wp:cNvGraphicFramePr>
+            <a:graphic xmlns:a="http://schemas.openxmlformats.org/drawingml/2006/main">
+              <a:graphicData uri="http://schemas.openxmlformats.org/drawingml/2006/picture">
+                <pic:pic xmlns:pic="http://schemas.openxmlformats.org/drawingml/2006/picture">
+                  <pic:nvPicPr>
+                    <pic:cNvPr id="1" name=""/>
+                    <pic:cNvPicPr/>
+                  </pic:nvPicPr>
+                  <pic:blipFill>
+                    <a:blip r:embed="rId33"/>
+                    <a:stretch>
+                      <a:fillRect/>
+                    </a:stretch>
+                  </pic:blipFill>
+                  <pic:spPr>
+                    <a:xfrm>
+                      <a:off x="0" y="0"/>
+                      <a:ext cx="5731510" cy="4728845"/>
+                    </a:xfrm>
+                    <a:prstGeom prst="rect">
+                      <a:avLst/>
+                    </a:prstGeom>
+                  </pic:spPr>
+                </pic:pic>
+              </a:graphicData>
+            </a:graphic>
+          </wp:inline>
+        </w:drawing>
+      </w:r>
+      <w:r>
+        <w:lastRenderedPageBreak/>
+        <w:drawing>
+          <wp:inline distT="0" distB="0" distL="0" distR="0" wp14:anchorId="2BDD334E" wp14:editId="147CF07C">
+            <wp:extent cx="5731510" cy="4996180"/>
+            <wp:effectExtent l="0" t="0" r="2540" b="0"/>
+            <wp:docPr id="22" name="Picture 22"/>
+            <wp:cNvGraphicFramePr>
+              <a:graphicFrameLocks xmlns:a="http://schemas.openxmlformats.org/drawingml/2006/main" noChangeAspect="1"/>
+            </wp:cNvGraphicFramePr>
+            <a:graphic xmlns:a="http://schemas.openxmlformats.org/drawingml/2006/main">
+              <a:graphicData uri="http://schemas.openxmlformats.org/drawingml/2006/picture">
+                <pic:pic xmlns:pic="http://schemas.openxmlformats.org/drawingml/2006/picture">
+                  <pic:nvPicPr>
+                    <pic:cNvPr id="1" name=""/>
+                    <pic:cNvPicPr/>
+                  </pic:nvPicPr>
+                  <pic:blipFill>
+                    <a:blip r:embed="rId34"/>
+                    <a:stretch>
+                      <a:fillRect/>
+                    </a:stretch>
+                  </pic:blipFill>
+                  <pic:spPr>
+                    <a:xfrm>
+                      <a:off x="0" y="0"/>
+                      <a:ext cx="5731510" cy="4996180"/>
+                    </a:xfrm>
+                    <a:prstGeom prst="rect">
+                      <a:avLst/>
+                    </a:prstGeom>
+                  </pic:spPr>
+                </pic:pic>
+              </a:graphicData>
+            </a:graphic>
+          </wp:inline>
+        </w:drawing>
+      </w:r>
+    </w:p>
+    <w:p/>
+    <w:p>
+      <w:r>
+        <w:t xml:space="preserve">100% of users were happy with the features in the producer dashboard </w:t>
+      </w:r>
+      <w:r>
+        <w:t>such as the navigation through the website and the usefulness of the summary boxes showing total products and stock levels as well as adding products to the website.</w:t>
+      </w:r>
+    </w:p>
+    <w:p>
+      <w:r>
+        <w:lastRenderedPageBreak/>
+        <w:drawing>
+          <wp:inline distT="0" distB="0" distL="0" distR="0" wp14:anchorId="262B1CF8" wp14:editId="43DCF9E7">
+            <wp:extent cx="5731510" cy="4859655"/>
+            <wp:effectExtent l="0" t="0" r="2540" b="0"/>
+            <wp:docPr id="23" name="Picture 23"/>
+            <wp:cNvGraphicFramePr>
+              <a:graphicFrameLocks xmlns:a="http://schemas.openxmlformats.org/drawingml/2006/main" noChangeAspect="1"/>
+            </wp:cNvGraphicFramePr>
+            <a:graphic xmlns:a="http://schemas.openxmlformats.org/drawingml/2006/main">
+              <a:graphicData uri="http://schemas.openxmlformats.org/drawingml/2006/picture">
+                <pic:pic xmlns:pic="http://schemas.openxmlformats.org/drawingml/2006/picture">
+                  <pic:nvPicPr>
+                    <pic:cNvPr id="1" name=""/>
+                    <pic:cNvPicPr/>
+                  </pic:nvPicPr>
+                  <pic:blipFill>
+                    <a:blip r:embed="rId35"/>
+                    <a:stretch>
+                      <a:fillRect/>
+                    </a:stretch>
+                  </pic:blipFill>
+                  <pic:spPr>
+                    <a:xfrm>
+                      <a:off x="0" y="0"/>
+                      <a:ext cx="5731510" cy="4859655"/>
+                    </a:xfrm>
+                    <a:prstGeom prst="rect">
+                      <a:avLst/>
+                    </a:prstGeom>
+                  </pic:spPr>
+                </pic:pic>
+              </a:graphicData>
+            </a:graphic>
+          </wp:inline>
+        </w:drawing>
+      </w:r>
+    </w:p>
+    <w:p>
+      <w:r>
+        <w:lastRenderedPageBreak/>
+        <w:drawing>
+          <wp:inline distT="0" distB="0" distL="0" distR="0" wp14:anchorId="24F05EA4" wp14:editId="5B3C2530">
+            <wp:extent cx="5731510" cy="4305935"/>
+            <wp:effectExtent l="0" t="0" r="2540" b="0"/>
+            <wp:docPr id="24" name="Picture 24"/>
+            <wp:cNvGraphicFramePr>
+              <a:graphicFrameLocks xmlns:a="http://schemas.openxmlformats.org/drawingml/2006/main" noChangeAspect="1"/>
+            </wp:cNvGraphicFramePr>
+            <a:graphic xmlns:a="http://schemas.openxmlformats.org/drawingml/2006/main">
+              <a:graphicData uri="http://schemas.openxmlformats.org/drawingml/2006/picture">
+                <pic:pic xmlns:pic="http://schemas.openxmlformats.org/drawingml/2006/picture">
+                  <pic:nvPicPr>
+                    <pic:cNvPr id="1" name=""/>
+                    <pic:cNvPicPr/>
+                  </pic:nvPicPr>
+                  <pic:blipFill>
+                    <a:blip r:embed="rId36"/>
+                    <a:stretch>
+                      <a:fillRect/>
+                    </a:stretch>
+                  </pic:blipFill>
+                  <pic:spPr>
+                    <a:xfrm>
+                      <a:off x="0" y="0"/>
+                      <a:ext cx="5731510" cy="4305935"/>
+                    </a:xfrm>
+                    <a:prstGeom prst="rect">
+                      <a:avLst/>
+                    </a:prstGeom>
+                  </pic:spPr>
+                </pic:pic>
+              </a:graphicData>
+            </a:graphic>
+          </wp:inline>
+        </w:drawing>
+      </w:r>
+    </w:p>
+    <w:p>
+      <w:r>
+        <w:t xml:space="preserve">Overall the website features and performance received a positive review which shows that the prototype has been successful in implementing a lot of features which is required and it also indicates that there are further </w:t>
+      </w:r>
+      <w:r>
+        <w:t>improvements can be made on the website to improve the overall feedback of the website.</w:t>
+      </w:r>
+    </w:p>
+    <w:p/>
+    <w:p/>
+    <w:p>
+      <w:pPr>
+        <w:rPr>
+          <w:sz w:val="44"/>
+          <w:szCs w:val="44"/>
+        </w:rPr>
+      </w:pPr>
+      <w:r>
+        <w:rPr>
+          <w:sz w:val="44"/>
+          <w:szCs w:val="44"/>
+        </w:rPr>
+        <w:t xml:space="preserve">Greenfield Local Hub </w:t>
+      </w:r>
+      <w:r>
+        <w:rPr>
+          <w:sz w:val="44"/>
+          <w:szCs w:val="44"/>
+        </w:rPr>
+        <w:t>(</w:t>
+      </w:r>
+      <w:r>
+        <w:rPr>
+          <w:sz w:val="44"/>
+          <w:szCs w:val="44"/>
+        </w:rPr>
+        <w:t xml:space="preserve">Observation </w:t>
+      </w:r>
+      <w:r>
+        <w:rPr>
+          <w:sz w:val="44"/>
+          <w:szCs w:val="44"/>
+        </w:rPr>
+        <w:t>Questionnaire)</w:t>
+      </w:r>
+    </w:p>
+    <w:p>
+      <w:r>
+        <w:t>I set 5 tasks for the non technical user to complete.</w:t>
+      </w:r>
+    </w:p>
+    <w:p>
+      <w:pPr>
+        <w:pStyle w:val="ListParagraph"/>
+        <w:numPr>
+          <w:ilvl w:val="0"/>
+          <w:numId w:val="3"/>
+        </w:numPr>
+      </w:pPr>
+      <w:r>
+        <w:t xml:space="preserve">Go to the register page and create a new account  </w:t>
+      </w:r>
+    </w:p>
+    <w:p>
+      <w:pPr>
+        <w:pStyle w:val="ListParagraph"/>
+        <w:numPr>
+          <w:ilvl w:val="0"/>
+          <w:numId w:val="3"/>
+        </w:numPr>
+      </w:pPr>
+      <w:r>
+        <w:t xml:space="preserve">Find a product and add it to your basket  </w:t>
+      </w:r>
+    </w:p>
+    <w:p>
+      <w:pPr>
+        <w:pStyle w:val="ListParagraph"/>
+        <w:numPr>
+          <w:ilvl w:val="0"/>
+          <w:numId w:val="3"/>
+        </w:numPr>
+      </w:pPr>
+      <w:r>
+        <w:t xml:space="preserve">Place an order for home delivery  </w:t>
+      </w:r>
+    </w:p>
+    <w:p>
+      <w:pPr>
+        <w:pStyle w:val="ListParagraph"/>
+        <w:numPr>
+          <w:ilvl w:val="0"/>
+          <w:numId w:val="3"/>
+        </w:numPr>
+      </w:pPr>
+      <w:r>
+        <w:t>Find a producer and view their profile</w:t>
+      </w:r>
+    </w:p>
+    <w:p>
+      <w:pPr>
+        <w:pStyle w:val="ListParagraph"/>
+        <w:numPr>
+          <w:ilvl w:val="0"/>
+          <w:numId w:val="3"/>
+        </w:numPr>
+      </w:pPr>
+      <w:r>
+        <w:t>Change the text size and turn on dark mode using the accessibility menu</w:t>
+      </w:r>
+    </w:p>
+    <w:p>
+      <w:r>
+        <w:t>Overall 100% of users found it easy to navigate and complete each task which indicates that the</w:t>
+      </w:r>
+      <w:r>
+        <w:t xml:space="preserve">re’s clear UI flow. On the amount of clicks necessary, users met expectations with 1 or 2 clicks needed. </w:t>
+      </w:r>
+    </w:p>
+    <w:p>
+      <w:r>
+        <w:lastRenderedPageBreak/>
+        <w:drawing>
+          <wp:inline distT="0" distB="0" distL="0" distR="0" wp14:anchorId="397FC5A2" wp14:editId="20FA0547">
+            <wp:extent cx="5731510" cy="3874135"/>
+            <wp:effectExtent l="0" t="0" r="2540" b="0"/>
+            <wp:docPr id="25" name="Picture 25"/>
+            <wp:cNvGraphicFramePr>
+              <a:graphicFrameLocks xmlns:a="http://schemas.openxmlformats.org/drawingml/2006/main" noChangeAspect="1"/>
+            </wp:cNvGraphicFramePr>
+            <a:graphic xmlns:a="http://schemas.openxmlformats.org/drawingml/2006/main">
+              <a:graphicData uri="http://schemas.openxmlformats.org/drawingml/2006/picture">
+                <pic:pic xmlns:pic="http://schemas.openxmlformats.org/drawingml/2006/picture">
+                  <pic:nvPicPr>
+                    <pic:cNvPr id="1" name=""/>
+                    <pic:cNvPicPr/>
+                  </pic:nvPicPr>
+                  <pic:blipFill>
+                    <a:blip r:embed="rId37"/>
+                    <a:stretch>
+                      <a:fillRect/>
+                    </a:stretch>
+                  </pic:blipFill>
+                  <pic:spPr>
+                    <a:xfrm>
+                      <a:off x="0" y="0"/>
+                      <a:ext cx="5731510" cy="3874135"/>
+                    </a:xfrm>
+                    <a:prstGeom prst="rect">
+                      <a:avLst/>
+                    </a:prstGeom>
+                  </pic:spPr>
+                </pic:pic>
+              </a:graphicData>
+            </a:graphic>
+          </wp:inline>
+        </w:drawing>
+      </w:r>
+    </w:p>
+    <w:p>
+      <w:r>
+        <w:drawing>
+          <wp:inline distT="0" distB="0" distL="0" distR="0" wp14:anchorId="34FA3B16" wp14:editId="5AB1725B">
+            <wp:extent cx="5731510" cy="3604895"/>
+            <wp:effectExtent l="0" t="0" r="2540" b="0"/>
+            <wp:docPr id="26" name="Picture 26"/>
+            <wp:cNvGraphicFramePr>
+              <a:graphicFrameLocks xmlns:a="http://schemas.openxmlformats.org/drawingml/2006/main" noChangeAspect="1"/>
+            </wp:cNvGraphicFramePr>
+            <a:graphic xmlns:a="http://schemas.openxmlformats.org/drawingml/2006/main">
+              <a:graphicData uri="http://schemas.openxmlformats.org/drawingml/2006/picture">
+                <pic:pic xmlns:pic="http://schemas.openxmlformats.org/drawingml/2006/picture">
+                  <pic:nvPicPr>
+                    <pic:cNvPr id="1" name=""/>
+                    <pic:cNvPicPr/>
+                  </pic:nvPicPr>
+                  <pic:blipFill>
+                    <a:blip r:embed="rId38"/>
+                    <a:stretch>
+                      <a:fillRect/>
+                    </a:stretch>
+                  </pic:blipFill>
+                  <pic:spPr>
+                    <a:xfrm>
+                      <a:off x="0" y="0"/>
+                      <a:ext cx="5731510" cy="3604895"/>
+                    </a:xfrm>
+                    <a:prstGeom prst="rect">
+                      <a:avLst/>
+                    </a:prstGeom>
+                  </pic:spPr>
+                </pic:pic>
+              </a:graphicData>
+            </a:graphic>
+          </wp:inline>
+        </w:drawing>
+      </w:r>
+    </w:p>
+    <w:p>
+      <w:r>
+        <w:lastRenderedPageBreak/>
+        <w:drawing>
+          <wp:inline distT="0" distB="0" distL="0" distR="0" wp14:anchorId="35ED162C" wp14:editId="18AD555C">
+            <wp:extent cx="5731510" cy="4742815"/>
+            <wp:effectExtent l="0" t="0" r="2540" b="635"/>
+            <wp:docPr id="27" name="Picture 27"/>
+            <wp:cNvGraphicFramePr>
+              <a:graphicFrameLocks xmlns:a="http://schemas.openxmlformats.org/drawingml/2006/main" noChangeAspect="1"/>
+            </wp:cNvGraphicFramePr>
+            <a:graphic xmlns:a="http://schemas.openxmlformats.org/drawingml/2006/main">
+              <a:graphicData uri="http://schemas.openxmlformats.org/drawingml/2006/picture">
+                <pic:pic xmlns:pic="http://schemas.openxmlformats.org/drawingml/2006/picture">
+                  <pic:nvPicPr>
+                    <pic:cNvPr id="1" name=""/>
+                    <pic:cNvPicPr/>
+                  </pic:nvPicPr>
+                  <pic:blipFill>
+                    <a:blip r:embed="rId39"/>
+                    <a:stretch>
+                      <a:fillRect/>
+                    </a:stretch>
+                  </pic:blipFill>
+                  <pic:spPr>
+                    <a:xfrm>
+                      <a:off x="0" y="0"/>
+                      <a:ext cx="5731510" cy="4742815"/>
+                    </a:xfrm>
+                    <a:prstGeom prst="rect">
+                      <a:avLst/>
+                    </a:prstGeom>
+                  </pic:spPr>
+                </pic:pic>
+              </a:graphicData>
+            </a:graphic>
+          </wp:inline>
+        </w:drawing>
+      </w:r>
+    </w:p>
+    <w:p>
+      <w:r>
+        <w:drawing>
+          <wp:inline distT="0" distB="0" distL="0" distR="0" wp14:anchorId="2EEA99B7" wp14:editId="6551DBFA">
+            <wp:extent cx="5731510" cy="2402205"/>
+            <wp:effectExtent l="0" t="0" r="2540" b="0"/>
+            <wp:docPr id="28" name="Picture 28"/>
+            <wp:cNvGraphicFramePr>
+              <a:graphicFrameLocks xmlns:a="http://schemas.openxmlformats.org/drawingml/2006/main" noChangeAspect="1"/>
+            </wp:cNvGraphicFramePr>
+            <a:graphic xmlns:a="http://schemas.openxmlformats.org/drawingml/2006/main">
+              <a:graphicData uri="http://schemas.openxmlformats.org/drawingml/2006/picture">
+                <pic:pic xmlns:pic="http://schemas.openxmlformats.org/drawingml/2006/picture">
+                  <pic:nvPicPr>
+                    <pic:cNvPr id="1" name=""/>
+                    <pic:cNvPicPr/>
+                  </pic:nvPicPr>
+                  <pic:blipFill>
+                    <a:blip r:embed="rId40"/>
+                    <a:stretch>
+                      <a:fillRect/>
+                    </a:stretch>
+                  </pic:blipFill>
+                  <pic:spPr>
+                    <a:xfrm>
+                      <a:off x="0" y="0"/>
+                      <a:ext cx="5731510" cy="2402205"/>
+                    </a:xfrm>
+                    <a:prstGeom prst="rect">
+                      <a:avLst/>
+                    </a:prstGeom>
+                  </pic:spPr>
+                </pic:pic>
+              </a:graphicData>
+            </a:graphic>
+          </wp:inline>
+        </w:drawing>
+      </w:r>
+    </w:p>
+    <w:p>
+      <w:r>
+        <w:lastRenderedPageBreak/>
+        <w:drawing>
+          <wp:inline distT="0" distB="0" distL="0" distR="0" wp14:anchorId="477AF172" wp14:editId="226EEC01">
+            <wp:extent cx="5731510" cy="2941320"/>
+            <wp:effectExtent l="0" t="0" r="2540" b="0"/>
+            <wp:docPr id="29" name="Picture 29"/>
+            <wp:cNvGraphicFramePr>
+              <a:graphicFrameLocks xmlns:a="http://schemas.openxmlformats.org/drawingml/2006/main" noChangeAspect="1"/>
+            </wp:cNvGraphicFramePr>
+            <a:graphic xmlns:a="http://schemas.openxmlformats.org/drawingml/2006/main">
+              <a:graphicData uri="http://schemas.openxmlformats.org/drawingml/2006/picture">
+                <pic:pic xmlns:pic="http://schemas.openxmlformats.org/drawingml/2006/picture">
+                  <pic:nvPicPr>
+                    <pic:cNvPr id="1" name=""/>
+                    <pic:cNvPicPr/>
+                  </pic:nvPicPr>
+                  <pic:blipFill>
+                    <a:blip r:embed="rId41"/>
+                    <a:stretch>
+                      <a:fillRect/>
+                    </a:stretch>
+                  </pic:blipFill>
+                  <pic:spPr>
+                    <a:xfrm>
+                      <a:off x="0" y="0"/>
+                      <a:ext cx="5731510" cy="2941320"/>
+                    </a:xfrm>
+                    <a:prstGeom prst="rect">
+                      <a:avLst/>
+                    </a:prstGeom>
+                  </pic:spPr>
+                </pic:pic>
+              </a:graphicData>
+            </a:graphic>
+          </wp:inline>
+        </w:drawing>
+      </w:r>
+    </w:p>
+    <w:p>
+      <w:pPr>
+        <w:rPr>
+          <w:sz w:val="44"/>
+          <w:szCs w:val="44"/>
+        </w:rPr>
+      </w:pPr>
+      <w:r>
+        <w:rPr>
+          <w:sz w:val="44"/>
+          <w:szCs w:val="44"/>
+        </w:rPr>
+        <w:t xml:space="preserve">Greenfield Local Hub </w:t>
+      </w:r>
+      <w:r>
+        <w:rPr>
+          <w:sz w:val="44"/>
+          <w:szCs w:val="44"/>
+        </w:rPr>
+        <w:t>(</w:t>
+      </w:r>
+      <w:r>
+        <w:rPr>
+          <w:sz w:val="44"/>
+          <w:szCs w:val="44"/>
+        </w:rPr>
+        <w:t>Paired Coding Review</w:t>
+      </w:r>
+      <w:r>
+        <w:rPr>
+          <w:sz w:val="44"/>
+          <w:szCs w:val="44"/>
+        </w:rPr>
+        <w:t>)</w:t>
+      </w:r>
+    </w:p>
+    <w:p>
+      <w:pPr>
+        <w:rPr>
+          <w:sz w:val="24"/>
+          <w:szCs w:val="24"/>
+        </w:rPr>
+      </w:pPr>
+      <w:r>
+        <w:rPr>
+          <w:sz w:val="24"/>
+          <w:szCs w:val="24"/>
+        </w:rPr>
+        <w:t>The questionnaire was designed for a technical audience</w:t>
+      </w:r>
+      <w:r>
+        <w:rPr>
+          <w:sz w:val="24"/>
+          <w:szCs w:val="24"/>
+        </w:rPr>
+        <w:t>. The website overall was praised for its code quality and structure, its security, database and other sections of the code.</w:t>
+      </w:r>
+    </w:p>
+    <w:p>
+      <w:r>
+        <w:drawing>
+          <wp:inline distT="0" distB="0" distL="0" distR="0" wp14:anchorId="19B2BFD5" wp14:editId="23A73AED">
+            <wp:extent cx="5731510" cy="1801495"/>
+            <wp:effectExtent l="0" t="0" r="2540" b="8255"/>
+            <wp:docPr id="30" name="Picture 30"/>
+            <wp:cNvGraphicFramePr>
+              <a:graphicFrameLocks xmlns:a="http://schemas.openxmlformats.org/drawingml/2006/main" noChangeAspect="1"/>
+            </wp:cNvGraphicFramePr>
+            <a:graphic xmlns:a="http://schemas.openxmlformats.org/drawingml/2006/main">
+              <a:graphicData uri="http://schemas.openxmlformats.org/drawingml/2006/picture">
+                <pic:pic xmlns:pic="http://schemas.openxmlformats.org/drawingml/2006/picture">
+                  <pic:nvPicPr>
+                    <pic:cNvPr id="1" name=""/>
+                    <pic:cNvPicPr/>
+                  </pic:nvPicPr>
+                  <pic:blipFill>
+                    <a:blip r:embed="rId42"/>
+                    <a:stretch>
+                      <a:fillRect/>
+                    </a:stretch>
+                  </pic:blipFill>
+                  <pic:spPr>
+                    <a:xfrm>
+                      <a:off x="0" y="0"/>
+                      <a:ext cx="5731510" cy="1801495"/>
+                    </a:xfrm>
+                    <a:prstGeom prst="rect">
+                      <a:avLst/>
+                    </a:prstGeom>
+                  </pic:spPr>
+                </pic:pic>
+              </a:graphicData>
+            </a:graphic>
+          </wp:inline>
+        </w:drawing>
+      </w:r>
+    </w:p>
+    <w:p>
+      <w:r>
+        <w:drawing>
+          <wp:inline distT="0" distB="0" distL="0" distR="0" wp14:anchorId="2814709B" wp14:editId="20E5B507">
+            <wp:extent cx="5731510" cy="1983740"/>
+            <wp:effectExtent l="0" t="0" r="2540" b="0"/>
+            <wp:docPr id="31" name="Picture 31"/>
+            <wp:cNvGraphicFramePr>
+              <a:graphicFrameLocks xmlns:a="http://schemas.openxmlformats.org/drawingml/2006/main" noChangeAspect="1"/>
+            </wp:cNvGraphicFramePr>
+            <a:graphic xmlns:a="http://schemas.openxmlformats.org/drawingml/2006/main">
+              <a:graphicData uri="http://schemas.openxmlformats.org/drawingml/2006/picture">
+                <pic:pic xmlns:pic="http://schemas.openxmlformats.org/drawingml/2006/picture">
+                  <pic:nvPicPr>
+                    <pic:cNvPr id="1" name=""/>
+                    <pic:cNvPicPr/>
+                  </pic:nvPicPr>
+                  <pic:blipFill>
+                    <a:blip r:embed="rId43"/>
+                    <a:stretch>
+                      <a:fillRect/>
+                    </a:stretch>
+                  </pic:blipFill>
+                  <pic:spPr>
+                    <a:xfrm>
+                      <a:off x="0" y="0"/>
+                      <a:ext cx="5731510" cy="1983740"/>
+                    </a:xfrm>
+                    <a:prstGeom prst="rect">
+                      <a:avLst/>
+                    </a:prstGeom>
+                  </pic:spPr>
+                </pic:pic>
+              </a:graphicData>
+            </a:graphic>
+          </wp:inline>
+        </w:drawing>
+      </w:r>
+    </w:p>
+    <w:p>
+      <w:r>
+        <w:lastRenderedPageBreak/>
+        <w:drawing>
+          <wp:inline distT="0" distB="0" distL="0" distR="0" wp14:anchorId="79BC5EA3" wp14:editId="5E665A7D">
+            <wp:extent cx="5731510" cy="2047875"/>
+            <wp:effectExtent l="0" t="0" r="2540" b="9525"/>
+            <wp:docPr id="33" name="Picture 33"/>
+            <wp:cNvGraphicFramePr>
+              <a:graphicFrameLocks xmlns:a="http://schemas.openxmlformats.org/drawingml/2006/main" noChangeAspect="1"/>
+            </wp:cNvGraphicFramePr>
+            <a:graphic xmlns:a="http://schemas.openxmlformats.org/drawingml/2006/main">
+              <a:graphicData uri="http://schemas.openxmlformats.org/drawingml/2006/picture">
+                <pic:pic xmlns:pic="http://schemas.openxmlformats.org/drawingml/2006/picture">
+                  <pic:nvPicPr>
+                    <pic:cNvPr id="1" name=""/>
+                    <pic:cNvPicPr/>
+                  </pic:nvPicPr>
+                  <pic:blipFill>
+                    <a:blip r:embed="rId44"/>
+                    <a:stretch>
+                      <a:fillRect/>
+                    </a:stretch>
+                  </pic:blipFill>
+                  <pic:spPr>
+                    <a:xfrm>
+                      <a:off x="0" y="0"/>
+                      <a:ext cx="5731510" cy="2047875"/>
+                    </a:xfrm>
+                    <a:prstGeom prst="rect">
+                      <a:avLst/>
+                    </a:prstGeom>
+                  </pic:spPr>
+                </pic:pic>
+              </a:graphicData>
+            </a:graphic>
+          </wp:inline>
+        </w:drawing>
+      </w:r>
+    </w:p>
+    <w:p>
+      <w:r>
+        <w:drawing>
+          <wp:inline distT="0" distB="0" distL="0" distR="0" wp14:anchorId="2967CD03" wp14:editId="60113FA5">
+            <wp:extent cx="5731510" cy="2047875"/>
+            <wp:effectExtent l="0" t="0" r="2540" b="9525"/>
+            <wp:docPr id="32" name="Picture 32"/>
+            <wp:cNvGraphicFramePr>
+              <a:graphicFrameLocks xmlns:a="http://schemas.openxmlformats.org/drawingml/2006/main" noChangeAspect="1"/>
+            </wp:cNvGraphicFramePr>
+            <a:graphic xmlns:a="http://schemas.openxmlformats.org/drawingml/2006/main">
+              <a:graphicData uri="http://schemas.openxmlformats.org/drawingml/2006/picture">
+                <pic:pic xmlns:pic="http://schemas.openxmlformats.org/drawingml/2006/picture">
+                  <pic:nvPicPr>
+                    <pic:cNvPr id="1" name=""/>
+                    <pic:cNvPicPr/>
+                  </pic:nvPicPr>
+                  <pic:blipFill>
+                    <a:blip r:embed="rId44"/>
+                    <a:stretch>
+                      <a:fillRect/>
+                    </a:stretch>
+                  </pic:blipFill>
+                  <pic:spPr>
+                    <a:xfrm>
+                      <a:off x="0" y="0"/>
+                      <a:ext cx="5731510" cy="2047875"/>
+                    </a:xfrm>
+                    <a:prstGeom prst="rect">
+                      <a:avLst/>
+                    </a:prstGeom>
+                  </pic:spPr>
+                </pic:pic>
+              </a:graphicData>
+            </a:graphic>
+          </wp:inline>
+        </w:drawing>
+      </w:r>
+    </w:p>
+    <w:p>
+      <w:r>
+        <w:lastRenderedPageBreak/>
+        <w:drawing>
+          <wp:inline distT="0" distB="0" distL="0" distR="0" wp14:anchorId="199F28D5" wp14:editId="04A116C9">
+            <wp:extent cx="5731510" cy="4958715"/>
+            <wp:effectExtent l="0" t="0" r="2540" b="0"/>
+            <wp:docPr id="34" name="Picture 34"/>
+            <wp:cNvGraphicFramePr>
+              <a:graphicFrameLocks xmlns:a="http://schemas.openxmlformats.org/drawingml/2006/main" noChangeAspect="1"/>
+            </wp:cNvGraphicFramePr>
+            <a:graphic xmlns:a="http://schemas.openxmlformats.org/drawingml/2006/main">
+              <a:graphicData uri="http://schemas.openxmlformats.org/drawingml/2006/picture">
+                <pic:pic xmlns:pic="http://schemas.openxmlformats.org/drawingml/2006/picture">
+                  <pic:nvPicPr>
+                    <pic:cNvPr id="1" name=""/>
+                    <pic:cNvPicPr/>
+                  </pic:nvPicPr>
+                  <pic:blipFill>
+                    <a:blip r:embed="rId45"/>
+                    <a:stretch>
+                      <a:fillRect/>
+                    </a:stretch>
+                  </pic:blipFill>
+                  <pic:spPr>
+                    <a:xfrm>
+                      <a:off x="0" y="0"/>
+                      <a:ext cx="5731510" cy="4958715"/>
+                    </a:xfrm>
+                    <a:prstGeom prst="rect">
+                      <a:avLst/>
+                    </a:prstGeom>
+                  </pic:spPr>
+                </pic:pic>
+              </a:graphicData>
+            </a:graphic>
+          </wp:inline>
+        </w:drawing>
+      </w:r>
+    </w:p>
     <w:sectPr>
       <w:pgSz w:w="11906" w:h="16838"/>
       <w:pgMar w:top="1440" w:right="1440" w:bottom="1440" w:left="1440" w:header="708" w:footer="708" w:gutter="0"/>
@@ -305,11 +1982,11 @@
 </file>
 
 <file path=word/numbering.xml><?xml version="1.0" encoding="utf-8"?>
-<w:numbering xmlns:wpc="http://schemas.microsoft.com/office/word/2010/wordprocessingCanvas" xmlns:cx="http://schemas.microsoft.com/office/drawing/2014/chartex" xmlns:cx1="http://schemas.microsoft.com/office/drawing/2015/9/8/chartex" xmlns:cx2="http://schemas.microsoft.com/office/drawing/2015/10/21/chartex" xmlns:cx3="http://schemas.microsoft.com/office/drawing/2016/5/9/chartex" xmlns:cx4="http://schemas.microsoft.com/office/drawing/2016/5/10/chartex" xmlns:cx5="http://schemas.microsoft.com/office/drawing/2016/5/11/chartex" xmlns:cx6="http://schemas.microsoft.com/office/drawing/2016/5/12/chartex" xmlns:cx7="http://schemas.microsoft.com/office/drawing/2016/5/13/chartex" xmlns:cx8="http://schemas.microsoft.com/office/drawing/2016/5/14/chartex" xmlns:mc="http://schemas.openxmlformats.org/markup-compatibility/2006" xmlns:aink="http://schemas.microsoft.com/office/drawing/2016/ink" xmlns:am3d="http://schemas.microsoft.com/office/drawing/2017/model3d" xmlns:o="urn:schemas-microsoft-com:office:office" xmlns:oel="http://schemas.microsoft.com/office/2019/extlst" xmlns:r="http://schemas.openxmlformats.org/officeDocument/2006/relationships" xmlns:m="http://schemas.openxmlformats.org/officeDocument/2006/math" xmlns:v="urn:schemas-microsoft-com:vml" xmlns:wp14="http://schemas.microsoft.com/office/word/2010/wordprocessingDrawing" xmlns:wp="http://schemas.openxmlformats.org/drawingml/2006/wordprocessingDrawing" xmlns:w10="urn:schemas-microsoft-com:office:word" xmlns:w="http://schemas.openxmlformats.org/wordprocessingml/2006/main" xmlns:w14="http://schemas.microsoft.com/office/word/2010/wordml" xmlns:w15="http://schemas.microsoft.com/office/word/2012/wordml" xmlns:w16cex="http://schemas.microsoft.com/office/word/2018/wordml/cex" xmlns:w16cid="http://schemas.microsoft.com/office/word/2016/wordml/cid" xmlns:w16="http://schemas.microsoft.com/office/word/2018/wordml" xmlns:w16du="http://schemas.microsoft.com/office/word/2023/wordml/word16du" xmlns:w16sdtdh="http://schemas.microsoft.com/office/word/2020/wordml/sdtdatahash" xmlns:w16sdtfl="http://schemas.microsoft.com/office/word/2024/wordml/sdtformatlock" xmlns:w16se="http://schemas.microsoft.com/office/word/2015/wordml/symex" xmlns:wpg="http://schemas.microsoft.com/office/word/2010/wordprocessingGroup" xmlns:wpi="http://schemas.microsoft.com/office/word/2010/wordprocessingInk" xmlns:wne="http://schemas.microsoft.com/office/word/2006/wordml" xmlns:wps="http://schemas.microsoft.com/office/word/2010/wordprocessingShape" mc:Ignorable="w14 w15 w16se w16cid w16 w16cex w16sdtdh w16sdtfl w16du wp14">
+<w:numbering xmlns:wpc="http://schemas.microsoft.com/office/word/2010/wordprocessingCanvas" xmlns:cx="http://schemas.microsoft.com/office/drawing/2014/chartex" xmlns:cx1="http://schemas.microsoft.com/office/drawing/2015/9/8/chartex" xmlns:cx2="http://schemas.microsoft.com/office/drawing/2015/10/21/chartex" xmlns:cx3="http://schemas.microsoft.com/office/drawing/2016/5/9/chartex" xmlns:cx4="http://schemas.microsoft.com/office/drawing/2016/5/10/chartex" xmlns:cx5="http://schemas.microsoft.com/office/drawing/2016/5/11/chartex" xmlns:cx6="http://schemas.microsoft.com/office/drawing/2016/5/12/chartex" xmlns:cx7="http://schemas.microsoft.com/office/drawing/2016/5/13/chartex" xmlns:cx8="http://schemas.microsoft.com/office/drawing/2016/5/14/chartex" xmlns:mc="http://schemas.openxmlformats.org/markup-compatibility/2006" xmlns:aink="http://schemas.microsoft.com/office/drawing/2016/ink" xmlns:am3d="http://schemas.microsoft.com/office/drawing/2017/model3d" xmlns:o="urn:schemas-microsoft-com:office:office" xmlns:r="http://schemas.openxmlformats.org/officeDocument/2006/relationships" xmlns:m="http://schemas.openxmlformats.org/officeDocument/2006/math" xmlns:v="urn:schemas-microsoft-com:vml" xmlns:wp14="http://schemas.microsoft.com/office/word/2010/wordprocessingDrawing" xmlns:wp="http://schemas.openxmlformats.org/drawingml/2006/wordprocessingDrawing" xmlns:w10="urn:schemas-microsoft-com:office:word" xmlns:w="http://schemas.openxmlformats.org/wordprocessingml/2006/main" xmlns:w14="http://schemas.microsoft.com/office/word/2010/wordml" xmlns:w15="http://schemas.microsoft.com/office/word/2012/wordml" xmlns:w16cex="http://schemas.microsoft.com/office/word/2018/wordml/cex" xmlns:w16cid="http://schemas.microsoft.com/office/word/2016/wordml/cid" xmlns:w16="http://schemas.microsoft.com/office/word/2018/wordml" xmlns:w16sdtdh="http://schemas.microsoft.com/office/word/2020/wordml/sdtdatahash" xmlns:w16se="http://schemas.microsoft.com/office/word/2015/wordml/symex" xmlns:wpg="http://schemas.microsoft.com/office/word/2010/wordprocessingGroup" xmlns:wpi="http://schemas.microsoft.com/office/word/2010/wordprocessingInk" xmlns:wne="http://schemas.microsoft.com/office/word/2006/wordml" xmlns:wps="http://schemas.microsoft.com/office/word/2010/wordprocessingShape" mc:Ignorable="w14 w15 w16se w16cid w16 w16cex w16sdtdh wp14">
   <w:abstractNum w:abstractNumId="0" w15:restartNumberingAfterBreak="0">
-    <w:nsid w:val="598E744E"/>
+    <w:nsid w:val="27FB024D"/>
     <w:multiLevelType w:val="hybridMultilevel"/>
-    <w:tmpl w:val="6C489246"/>
+    <w:tmpl w:val="0B6233E6"/>
     <w:lvl w:ilvl="0" w:tplc="08090001">
       <w:start w:val="1"/>
       <w:numFmt w:val="bullet"/>
@@ -420,9 +2097,9 @@
     </w:lvl>
   </w:abstractNum>
   <w:abstractNum w:abstractNumId="1" w15:restartNumberingAfterBreak="0">
-    <w:nsid w:val="7EEA3E28"/>
+    <w:nsid w:val="598E744E"/>
     <w:multiLevelType w:val="hybridMultilevel"/>
-    <w:tmpl w:val="9F644890"/>
+    <w:tmpl w:val="6C489246"/>
     <w:lvl w:ilvl="0" w:tplc="08090001">
       <w:start w:val="1"/>
       <w:numFmt w:val="bullet"/>
@@ -532,17 +2209,133 @@
       </w:rPr>
     </w:lvl>
   </w:abstractNum>
-  <w:num w:numId="1" w16cid:durableId="872576222">
+  <w:abstractNum w:abstractNumId="2" w15:restartNumberingAfterBreak="0">
+    <w:nsid w:val="7EEA3E28"/>
+    <w:multiLevelType w:val="hybridMultilevel"/>
+    <w:tmpl w:val="9F644890"/>
+    <w:lvl w:ilvl="0" w:tplc="08090001">
+      <w:start w:val="1"/>
+      <w:numFmt w:val="bullet"/>
+      <w:lvlText w:val=""/>
+      <w:lvlJc w:val="left"/>
+      <w:pPr>
+        <w:ind w:left="720" w:hanging="360"/>
+      </w:pPr>
+      <w:rPr>
+        <w:rFonts w:ascii="Symbol" w:hAnsi="Symbol" w:hint="default"/>
+      </w:rPr>
+    </w:lvl>
+    <w:lvl w:ilvl="1" w:tplc="08090003" w:tentative="1">
+      <w:start w:val="1"/>
+      <w:numFmt w:val="bullet"/>
+      <w:lvlText w:val="o"/>
+      <w:lvlJc w:val="left"/>
+      <w:pPr>
+        <w:ind w:left="1440" w:hanging="360"/>
+      </w:pPr>
+      <w:rPr>
+        <w:rFonts w:ascii="Courier New" w:hAnsi="Courier New" w:cs="Courier New" w:hint="default"/>
+      </w:rPr>
+    </w:lvl>
+    <w:lvl w:ilvl="2" w:tplc="08090005" w:tentative="1">
+      <w:start w:val="1"/>
+      <w:numFmt w:val="bullet"/>
+      <w:lvlText w:val=""/>
+      <w:lvlJc w:val="left"/>
+      <w:pPr>
+        <w:ind w:left="2160" w:hanging="360"/>
+      </w:pPr>
+      <w:rPr>
+        <w:rFonts w:ascii="Wingdings" w:hAnsi="Wingdings" w:hint="default"/>
+      </w:rPr>
+    </w:lvl>
+    <w:lvl w:ilvl="3" w:tplc="08090001" w:tentative="1">
+      <w:start w:val="1"/>
+      <w:numFmt w:val="bullet"/>
+      <w:lvlText w:val=""/>
+      <w:lvlJc w:val="left"/>
+      <w:pPr>
+        <w:ind w:left="2880" w:hanging="360"/>
+      </w:pPr>
+      <w:rPr>
+        <w:rFonts w:ascii="Symbol" w:hAnsi="Symbol" w:hint="default"/>
+      </w:rPr>
+    </w:lvl>
+    <w:lvl w:ilvl="4" w:tplc="08090003" w:tentative="1">
+      <w:start w:val="1"/>
+      <w:numFmt w:val="bullet"/>
+      <w:lvlText w:val="o"/>
+      <w:lvlJc w:val="left"/>
+      <w:pPr>
+        <w:ind w:left="3600" w:hanging="360"/>
+      </w:pPr>
+      <w:rPr>
+        <w:rFonts w:ascii="Courier New" w:hAnsi="Courier New" w:cs="Courier New" w:hint="default"/>
+      </w:rPr>
+    </w:lvl>
+    <w:lvl w:ilvl="5" w:tplc="08090005" w:tentative="1">
+      <w:start w:val="1"/>
+      <w:numFmt w:val="bullet"/>
+      <w:lvlText w:val=""/>
+      <w:lvlJc w:val="left"/>
+      <w:pPr>
+        <w:ind w:left="4320" w:hanging="360"/>
+      </w:pPr>
+      <w:rPr>
+        <w:rFonts w:ascii="Wingdings" w:hAnsi="Wingdings" w:hint="default"/>
+      </w:rPr>
+    </w:lvl>
+    <w:lvl w:ilvl="6" w:tplc="08090001" w:tentative="1">
+      <w:start w:val="1"/>
+      <w:numFmt w:val="bullet"/>
+      <w:lvlText w:val=""/>
+      <w:lvlJc w:val="left"/>
+      <w:pPr>
+        <w:ind w:left="5040" w:hanging="360"/>
+      </w:pPr>
+      <w:rPr>
+        <w:rFonts w:ascii="Symbol" w:hAnsi="Symbol" w:hint="default"/>
+      </w:rPr>
+    </w:lvl>
+    <w:lvl w:ilvl="7" w:tplc="08090003" w:tentative="1">
+      <w:start w:val="1"/>
+      <w:numFmt w:val="bullet"/>
+      <w:lvlText w:val="o"/>
+      <w:lvlJc w:val="left"/>
+      <w:pPr>
+        <w:ind w:left="5760" w:hanging="360"/>
+      </w:pPr>
+      <w:rPr>
+        <w:rFonts w:ascii="Courier New" w:hAnsi="Courier New" w:cs="Courier New" w:hint="default"/>
+      </w:rPr>
+    </w:lvl>
+    <w:lvl w:ilvl="8" w:tplc="08090005" w:tentative="1">
+      <w:start w:val="1"/>
+      <w:numFmt w:val="bullet"/>
+      <w:lvlText w:val=""/>
+      <w:lvlJc w:val="left"/>
+      <w:pPr>
+        <w:ind w:left="6480" w:hanging="360"/>
+      </w:pPr>
+      <w:rPr>
+        <w:rFonts w:ascii="Wingdings" w:hAnsi="Wingdings" w:hint="default"/>
+      </w:rPr>
+    </w:lvl>
+  </w:abstractNum>
+  <w:num w:numId="1">
+    <w:abstractNumId w:val="2"/>
+  </w:num>
+  <w:num w:numId="2">
     <w:abstractNumId w:val="1"/>
   </w:num>
-  <w:num w:numId="2" w16cid:durableId="2024747501">
+  <w:num w:numId="3">
     <w:abstractNumId w:val="0"/>
   </w:num>
 </w:numbering>
 </file>
 
 <file path=word/styles.xml><?xml version="1.0" encoding="utf-8"?>
-<w:styles xmlns:mc="http://schemas.openxmlformats.org/markup-compatibility/2006" xmlns:r="http://schemas.openxmlformats.org/officeDocument/2006/relationships" xmlns:w="http://schemas.openxmlformats.org/wordprocessingml/2006/main" xmlns:w14="http://schemas.microsoft.com/office/word/2010/wordml" xmlns:w15="http://schemas.microsoft.com/office/word/2012/wordml" xmlns:w16cex="http://schemas.microsoft.com/office/word/2018/wordml/cex" xmlns:w16cid="http://schemas.microsoft.com/office/word/2016/wordml/cid" xmlns:w16="http://schemas.microsoft.com/office/word/2018/wordml" xmlns:w16du="http://schemas.microsoft.com/office/word/2023/wordml/word16du" xmlns:w16sdtdh="http://schemas.microsoft.com/office/word/2020/wordml/sdtdatahash" xmlns:w16sdtfl="http://schemas.microsoft.com/office/word/2024/wordml/sdtformatlock" xmlns:w16se="http://schemas.microsoft.com/office/word/2015/wordml/symex" mc:Ignorable="w14 w15 w16se w16cid w16 w16cex w16sdtdh w16sdtfl w16du">
+<w:styles xmlns:mc="http://schemas.openxmlformats.org/markup-compatibility/2006" xmlns:r="http://schemas.openxmlformats.org/officeDocument/2006/relationships" xmlns:w="http://schemas.openxmlformats.org/wordprocessingml/2006/main" xmlns:w14="http://schemas.microsoft.com/office/word/2010/wordml" xmlns:w15="http://schemas.microsoft.com/office/word/2012/wordml" xmlns:w16cex="http://schemas.microsoft.com/office/word/2018/wordml/cex" xmlns:w16cid="http://schemas.microsoft.com/office/word/2016/wordml/cid" xmlns:w16="http://schemas.microsoft.com/office/word/2018/wordml" xmlns:w16sdtdh="http://schemas.microsoft.com/office/word/2020/wordml/sdtdatahash" xmlns:w16se="http://schemas.microsoft.com/office/word/2015/wordml/symex" mc:Ignorable="w14 w15 w16se w16cid w16 w16cex w16sdtdh">
   <w:docDefaults>
     <w:rPrDefault>
       <w:rPr>
